--- a/PPTs/Quiz/L3 Quiz ANS.docx
+++ b/PPTs/Quiz/L3 Quiz ANS.docx
@@ -4,33 +4,38 @@
   <w:body>
     <w:p>
       <w:pPr>
-        <w:pStyle w:val="Heading2"/>
-        <w:spacing w:before="0" w:after="0"/>
-        <w:rPr>
-          <w:lang w:val="en-GB"/>
-        </w:rPr>
-      </w:pPr>
-      <w:r>
-        <w:rPr>
-          <w:lang w:val="en-GB"/>
+        <w:pStyle w:val="Title"/>
+        <w:jc w:val="center"/>
+        <w:rPr>
+          <w:sz w:val="48"/>
+          <w:szCs w:val="48"/>
+        </w:rPr>
+      </w:pPr>
+      <w:r>
+        <w:rPr>
+          <w:sz w:val="48"/>
+          <w:szCs w:val="48"/>
         </w:rPr>
         <w:t>L</w:t>
       </w:r>
       <w:r>
         <w:rPr>
-          <w:lang w:val="en-GB"/>
+          <w:sz w:val="48"/>
+          <w:szCs w:val="48"/>
         </w:rPr>
         <w:t>3</w:t>
       </w:r>
       <w:r>
         <w:rPr>
-          <w:lang w:val="en-GB"/>
+          <w:sz w:val="48"/>
+          <w:szCs w:val="48"/>
         </w:rPr>
         <w:t xml:space="preserve"> </w:t>
       </w:r>
       <w:r>
         <w:rPr>
-          <w:lang w:val="en-GB"/>
+          <w:sz w:val="48"/>
+          <w:szCs w:val="48"/>
         </w:rPr>
         <w:t>Synchronization</w:t>
       </w:r>
@@ -39,11 +44,13 @@
       <w:pPr>
         <w:spacing w:after="0"/>
         <w:rPr>
-          <w:lang w:val="en-GB"/>
-        </w:rPr>
-      </w:pPr>
-      <w:r>
-        <w:rPr>
+          <w:rFonts w:ascii="Times New Roman" w:hAnsi="Times New Roman" w:cs="Times New Roman"/>
+          <w:lang w:val="en-GB"/>
+        </w:rPr>
+      </w:pPr>
+      <w:r>
+        <w:rPr>
+          <w:rFonts w:ascii="Times New Roman" w:hAnsi="Times New Roman" w:cs="Times New Roman"/>
           <w:lang w:val="en-GB"/>
         </w:rPr>
         <w:t xml:space="preserve">1. What causes a race condition in concurrent programming?  </w:t>
@@ -53,11 +60,13 @@
       <w:pPr>
         <w:spacing w:after="0"/>
         <w:rPr>
-          <w:lang w:val="en-GB"/>
-        </w:rPr>
-      </w:pPr>
-      <w:r>
-        <w:rPr>
+          <w:rFonts w:ascii="Times New Roman" w:hAnsi="Times New Roman" w:cs="Times New Roman"/>
+          <w:lang w:val="en-GB"/>
+        </w:rPr>
+      </w:pPr>
+      <w:r>
+        <w:rPr>
+          <w:rFonts w:ascii="Times New Roman" w:hAnsi="Times New Roman" w:cs="Times New Roman"/>
           <w:lang w:val="en-GB"/>
         </w:rPr>
         <w:t xml:space="preserve">A) Threads executing different functions  </w:t>
@@ -67,11 +76,13 @@
       <w:pPr>
         <w:spacing w:after="0"/>
         <w:rPr>
-          <w:lang w:val="en-GB"/>
-        </w:rPr>
-      </w:pPr>
-      <w:r>
-        <w:rPr>
+          <w:rFonts w:ascii="Times New Roman" w:hAnsi="Times New Roman" w:cs="Times New Roman"/>
+          <w:lang w:val="en-GB"/>
+        </w:rPr>
+      </w:pPr>
+      <w:r>
+        <w:rPr>
+          <w:rFonts w:ascii="Times New Roman" w:hAnsi="Times New Roman" w:cs="Times New Roman"/>
           <w:lang w:val="en-GB"/>
         </w:rPr>
         <w:t xml:space="preserve">B) Non-atomic operations on shared variables by multiple threads  </w:t>
@@ -81,11 +92,13 @@
       <w:pPr>
         <w:spacing w:after="0"/>
         <w:rPr>
-          <w:lang w:val="en-GB"/>
-        </w:rPr>
-      </w:pPr>
-      <w:r>
-        <w:rPr>
+          <w:rFonts w:ascii="Times New Roman" w:hAnsi="Times New Roman" w:cs="Times New Roman"/>
+          <w:lang w:val="en-GB"/>
+        </w:rPr>
+      </w:pPr>
+      <w:r>
+        <w:rPr>
+          <w:rFonts w:ascii="Times New Roman" w:hAnsi="Times New Roman" w:cs="Times New Roman"/>
           <w:lang w:val="en-GB"/>
         </w:rPr>
         <w:t xml:space="preserve">C) Using mutex locks improperly  </w:t>
@@ -95,11 +108,13 @@
       <w:pPr>
         <w:spacing w:after="0"/>
         <w:rPr>
-          <w:lang w:val="en-GB"/>
-        </w:rPr>
-      </w:pPr>
-      <w:r>
-        <w:rPr>
+          <w:rFonts w:ascii="Times New Roman" w:hAnsi="Times New Roman" w:cs="Times New Roman"/>
+          <w:lang w:val="en-GB"/>
+        </w:rPr>
+      </w:pPr>
+      <w:r>
+        <w:rPr>
+          <w:rFonts w:ascii="Times New Roman" w:hAnsi="Times New Roman" w:cs="Times New Roman"/>
           <w:lang w:val="en-GB"/>
         </w:rPr>
         <w:t xml:space="preserve">D) Single-threaded program execution  </w:t>
@@ -109,11 +124,13 @@
       <w:pPr>
         <w:spacing w:after="0"/>
         <w:rPr>
-          <w:lang w:val="en-GB"/>
-        </w:rPr>
-      </w:pPr>
-      <w:r>
-        <w:rPr>
+          <w:rFonts w:ascii="Times New Roman" w:hAnsi="Times New Roman" w:cs="Times New Roman"/>
+          <w:lang w:val="en-GB"/>
+        </w:rPr>
+      </w:pPr>
+      <w:r>
+        <w:rPr>
+          <w:rFonts w:ascii="Times New Roman" w:hAnsi="Times New Roman" w:cs="Times New Roman"/>
           <w:lang w:val="en-GB"/>
         </w:rPr>
         <w:t>Answer: B</w:t>
@@ -123,19 +140,22 @@
       <w:pPr>
         <w:spacing w:after="0"/>
         <w:rPr>
-          <w:lang w:val="en-GB"/>
-        </w:rPr>
-      </w:pPr>
-    </w:p>
-    <w:p>
-      <w:pPr>
-        <w:spacing w:after="0"/>
-        <w:rPr>
-          <w:lang w:val="en-GB"/>
-        </w:rPr>
-      </w:pPr>
-      <w:r>
-        <w:rPr>
+          <w:rFonts w:ascii="Times New Roman" w:hAnsi="Times New Roman" w:cs="Times New Roman"/>
+          <w:lang w:val="en-GB"/>
+        </w:rPr>
+      </w:pPr>
+    </w:p>
+    <w:p>
+      <w:pPr>
+        <w:spacing w:after="0"/>
+        <w:rPr>
+          <w:rFonts w:ascii="Times New Roman" w:hAnsi="Times New Roman" w:cs="Times New Roman"/>
+          <w:lang w:val="en-GB"/>
+        </w:rPr>
+      </w:pPr>
+      <w:r>
+        <w:rPr>
+          <w:rFonts w:ascii="Times New Roman" w:hAnsi="Times New Roman" w:cs="Times New Roman"/>
           <w:lang w:val="en-GB"/>
         </w:rPr>
         <w:t xml:space="preserve">2. Which hardware primitive atomically sets a memory location to 1 and returns its previous value?  </w:t>
@@ -145,11 +165,13 @@
       <w:pPr>
         <w:spacing w:after="0"/>
         <w:rPr>
-          <w:lang w:val="en-GB"/>
-        </w:rPr>
-      </w:pPr>
-      <w:r>
-        <w:rPr>
+          <w:rFonts w:ascii="Times New Roman" w:hAnsi="Times New Roman" w:cs="Times New Roman"/>
+          <w:lang w:val="en-GB"/>
+        </w:rPr>
+      </w:pPr>
+      <w:r>
+        <w:rPr>
+          <w:rFonts w:ascii="Times New Roman" w:hAnsi="Times New Roman" w:cs="Times New Roman"/>
           <w:lang w:val="en-GB"/>
         </w:rPr>
         <w:t xml:space="preserve">A) Compare-and-Swap  </w:t>
@@ -159,11 +181,13 @@
       <w:pPr>
         <w:spacing w:after="0"/>
         <w:rPr>
-          <w:lang w:val="en-GB"/>
-        </w:rPr>
-      </w:pPr>
-      <w:r>
-        <w:rPr>
+          <w:rFonts w:ascii="Times New Roman" w:hAnsi="Times New Roman" w:cs="Times New Roman"/>
+          <w:lang w:val="en-GB"/>
+        </w:rPr>
+      </w:pPr>
+      <w:r>
+        <w:rPr>
+          <w:rFonts w:ascii="Times New Roman" w:hAnsi="Times New Roman" w:cs="Times New Roman"/>
           <w:lang w:val="en-GB"/>
         </w:rPr>
         <w:t xml:space="preserve">B) Fetch-and-Add  </w:t>
@@ -173,11 +197,13 @@
       <w:pPr>
         <w:spacing w:after="0"/>
         <w:rPr>
-          <w:lang w:val="en-GB"/>
-        </w:rPr>
-      </w:pPr>
-      <w:r>
-        <w:rPr>
+          <w:rFonts w:ascii="Times New Roman" w:hAnsi="Times New Roman" w:cs="Times New Roman"/>
+          <w:lang w:val="en-GB"/>
+        </w:rPr>
+      </w:pPr>
+      <w:r>
+        <w:rPr>
+          <w:rFonts w:ascii="Times New Roman" w:hAnsi="Times New Roman" w:cs="Times New Roman"/>
           <w:lang w:val="en-GB"/>
         </w:rPr>
         <w:t xml:space="preserve">C) Test-and-Set  </w:t>
@@ -187,11 +213,13 @@
       <w:pPr>
         <w:spacing w:after="0"/>
         <w:rPr>
-          <w:lang w:val="en-GB"/>
-        </w:rPr>
-      </w:pPr>
-      <w:r>
-        <w:rPr>
+          <w:rFonts w:ascii="Times New Roman" w:hAnsi="Times New Roman" w:cs="Times New Roman"/>
+          <w:lang w:val="en-GB"/>
+        </w:rPr>
+      </w:pPr>
+      <w:r>
+        <w:rPr>
+          <w:rFonts w:ascii="Times New Roman" w:hAnsi="Times New Roman" w:cs="Times New Roman"/>
           <w:lang w:val="en-GB"/>
         </w:rPr>
         <w:t xml:space="preserve">D) Load-Linked/Store-Conditional  </w:t>
@@ -201,11 +229,13 @@
       <w:pPr>
         <w:spacing w:after="0"/>
         <w:rPr>
-          <w:lang w:val="en-GB"/>
-        </w:rPr>
-      </w:pPr>
-      <w:r>
-        <w:rPr>
+          <w:rFonts w:ascii="Times New Roman" w:hAnsi="Times New Roman" w:cs="Times New Roman"/>
+          <w:lang w:val="en-GB"/>
+        </w:rPr>
+      </w:pPr>
+      <w:r>
+        <w:rPr>
+          <w:rFonts w:ascii="Times New Roman" w:hAnsi="Times New Roman" w:cs="Times New Roman"/>
           <w:lang w:val="en-GB"/>
         </w:rPr>
         <w:t>Answer: C</w:t>
@@ -215,19 +245,22 @@
       <w:pPr>
         <w:spacing w:after="0"/>
         <w:rPr>
-          <w:lang w:val="en-GB"/>
-        </w:rPr>
-      </w:pPr>
-    </w:p>
-    <w:p>
-      <w:pPr>
-        <w:spacing w:after="0"/>
-        <w:rPr>
-          <w:lang w:val="en-GB"/>
-        </w:rPr>
-      </w:pPr>
-      <w:r>
-        <w:rPr>
+          <w:rFonts w:ascii="Times New Roman" w:hAnsi="Times New Roman" w:cs="Times New Roman"/>
+          <w:lang w:val="en-GB"/>
+        </w:rPr>
+      </w:pPr>
+    </w:p>
+    <w:p>
+      <w:pPr>
+        <w:spacing w:after="0"/>
+        <w:rPr>
+          <w:rFonts w:ascii="Times New Roman" w:hAnsi="Times New Roman" w:cs="Times New Roman"/>
+          <w:lang w:val="en-GB"/>
+        </w:rPr>
+      </w:pPr>
+      <w:r>
+        <w:rPr>
+          <w:rFonts w:ascii="Times New Roman" w:hAnsi="Times New Roman" w:cs="Times New Roman"/>
           <w:lang w:val="en-GB"/>
         </w:rPr>
         <w:t xml:space="preserve">3. What problem arises if </w:t>
@@ -235,6 +268,7 @@
       <w:proofErr w:type="spellStart"/>
       <w:r>
         <w:rPr>
+          <w:rFonts w:ascii="Times New Roman" w:hAnsi="Times New Roman" w:cs="Times New Roman"/>
           <w:lang w:val="en-GB"/>
         </w:rPr>
         <w:t>sem_</w:t>
@@ -242,6 +276,7 @@
       <w:proofErr w:type="gramStart"/>
       <w:r>
         <w:rPr>
+          <w:rFonts w:ascii="Times New Roman" w:hAnsi="Times New Roman" w:cs="Times New Roman"/>
           <w:lang w:val="en-GB"/>
         </w:rPr>
         <w:t>wait</w:t>
@@ -249,6 +284,7 @@
       <w:proofErr w:type="spellEnd"/>
       <w:r>
         <w:rPr>
+          <w:rFonts w:ascii="Times New Roman" w:hAnsi="Times New Roman" w:cs="Times New Roman"/>
           <w:lang w:val="en-GB"/>
         </w:rPr>
         <w:t>(</w:t>
@@ -256,6 +292,7 @@
       <w:proofErr w:type="gramEnd"/>
       <w:r>
         <w:rPr>
+          <w:rFonts w:ascii="Times New Roman" w:hAnsi="Times New Roman" w:cs="Times New Roman"/>
           <w:lang w:val="en-GB"/>
         </w:rPr>
         <w:t xml:space="preserve">) and </w:t>
@@ -263,6 +300,7 @@
       <w:proofErr w:type="spellStart"/>
       <w:r>
         <w:rPr>
+          <w:rFonts w:ascii="Times New Roman" w:hAnsi="Times New Roman" w:cs="Times New Roman"/>
           <w:lang w:val="en-GB"/>
         </w:rPr>
         <w:t>sem_</w:t>
@@ -270,6 +308,7 @@
       <w:proofErr w:type="gramStart"/>
       <w:r>
         <w:rPr>
+          <w:rFonts w:ascii="Times New Roman" w:hAnsi="Times New Roman" w:cs="Times New Roman"/>
           <w:lang w:val="en-GB"/>
         </w:rPr>
         <w:t>post</w:t>
@@ -277,6 +316,7 @@
       <w:proofErr w:type="spellEnd"/>
       <w:r>
         <w:rPr>
+          <w:rFonts w:ascii="Times New Roman" w:hAnsi="Times New Roman" w:cs="Times New Roman"/>
           <w:lang w:val="en-GB"/>
         </w:rPr>
         <w:t>(</w:t>
@@ -284,6 +324,7 @@
       <w:proofErr w:type="gramEnd"/>
       <w:r>
         <w:rPr>
+          <w:rFonts w:ascii="Times New Roman" w:hAnsi="Times New Roman" w:cs="Times New Roman"/>
           <w:lang w:val="en-GB"/>
         </w:rPr>
         <w:t xml:space="preserve">) operations are nested within mutex locks in Producer/Consumer code?  </w:t>
@@ -293,11 +334,13 @@
       <w:pPr>
         <w:spacing w:after="0"/>
         <w:rPr>
-          <w:lang w:val="en-GB"/>
-        </w:rPr>
-      </w:pPr>
-      <w:r>
-        <w:rPr>
+          <w:rFonts w:ascii="Times New Roman" w:hAnsi="Times New Roman" w:cs="Times New Roman"/>
+          <w:lang w:val="en-GB"/>
+        </w:rPr>
+      </w:pPr>
+      <w:r>
+        <w:rPr>
+          <w:rFonts w:ascii="Times New Roman" w:hAnsi="Times New Roman" w:cs="Times New Roman"/>
           <w:lang w:val="en-GB"/>
         </w:rPr>
         <w:t xml:space="preserve">A) Improved performance  </w:t>
@@ -307,11 +350,13 @@
       <w:pPr>
         <w:spacing w:after="0"/>
         <w:rPr>
-          <w:lang w:val="en-GB"/>
-        </w:rPr>
-      </w:pPr>
-      <w:r>
-        <w:rPr>
+          <w:rFonts w:ascii="Times New Roman" w:hAnsi="Times New Roman" w:cs="Times New Roman"/>
+          <w:lang w:val="en-GB"/>
+        </w:rPr>
+      </w:pPr>
+      <w:r>
+        <w:rPr>
+          <w:rFonts w:ascii="Times New Roman" w:hAnsi="Times New Roman" w:cs="Times New Roman"/>
           <w:lang w:val="en-GB"/>
         </w:rPr>
         <w:t xml:space="preserve">B) Priority inversion  </w:t>
@@ -321,11 +366,13 @@
       <w:pPr>
         <w:spacing w:after="0"/>
         <w:rPr>
-          <w:lang w:val="en-GB"/>
-        </w:rPr>
-      </w:pPr>
-      <w:r>
-        <w:rPr>
+          <w:rFonts w:ascii="Times New Roman" w:hAnsi="Times New Roman" w:cs="Times New Roman"/>
+          <w:lang w:val="en-GB"/>
+        </w:rPr>
+      </w:pPr>
+      <w:r>
+        <w:rPr>
+          <w:rFonts w:ascii="Times New Roman" w:hAnsi="Times New Roman" w:cs="Times New Roman"/>
           <w:lang w:val="en-GB"/>
         </w:rPr>
         <w:t xml:space="preserve">C) Deadlock  </w:t>
@@ -335,11 +382,13 @@
       <w:pPr>
         <w:spacing w:after="0"/>
         <w:rPr>
-          <w:lang w:val="en-GB"/>
-        </w:rPr>
-      </w:pPr>
-      <w:r>
-        <w:rPr>
+          <w:rFonts w:ascii="Times New Roman" w:hAnsi="Times New Roman" w:cs="Times New Roman"/>
+          <w:lang w:val="en-GB"/>
+        </w:rPr>
+      </w:pPr>
+      <w:r>
+        <w:rPr>
+          <w:rFonts w:ascii="Times New Roman" w:hAnsi="Times New Roman" w:cs="Times New Roman"/>
           <w:lang w:val="en-GB"/>
         </w:rPr>
         <w:t xml:space="preserve">D) Memory leaks  </w:t>
@@ -349,11 +398,13 @@
       <w:pPr>
         <w:spacing w:after="0"/>
         <w:rPr>
-          <w:lang w:val="en-GB"/>
-        </w:rPr>
-      </w:pPr>
-      <w:r>
-        <w:rPr>
+          <w:rFonts w:ascii="Times New Roman" w:hAnsi="Times New Roman" w:cs="Times New Roman"/>
+          <w:lang w:val="en-GB"/>
+        </w:rPr>
+      </w:pPr>
+      <w:r>
+        <w:rPr>
+          <w:rFonts w:ascii="Times New Roman" w:hAnsi="Times New Roman" w:cs="Times New Roman"/>
           <w:lang w:val="en-GB"/>
         </w:rPr>
         <w:t>Answer: C</w:t>
@@ -363,19 +414,22 @@
       <w:pPr>
         <w:spacing w:after="0"/>
         <w:rPr>
-          <w:lang w:val="en-GB"/>
-        </w:rPr>
-      </w:pPr>
-    </w:p>
-    <w:p>
-      <w:pPr>
-        <w:spacing w:after="0"/>
-        <w:rPr>
-          <w:lang w:val="en-GB"/>
-        </w:rPr>
-      </w:pPr>
-      <w:r>
-        <w:rPr>
+          <w:rFonts w:ascii="Times New Roman" w:hAnsi="Times New Roman" w:cs="Times New Roman"/>
+          <w:lang w:val="en-GB"/>
+        </w:rPr>
+      </w:pPr>
+    </w:p>
+    <w:p>
+      <w:pPr>
+        <w:spacing w:after="0"/>
+        <w:rPr>
+          <w:rFonts w:ascii="Times New Roman" w:hAnsi="Times New Roman" w:cs="Times New Roman"/>
+          <w:lang w:val="en-GB"/>
+        </w:rPr>
+      </w:pPr>
+      <w:r>
+        <w:rPr>
+          <w:rFonts w:ascii="Times New Roman" w:hAnsi="Times New Roman" w:cs="Times New Roman"/>
           <w:lang w:val="en-GB"/>
         </w:rPr>
         <w:t xml:space="preserve">4. In the Readers/Writers problem, why might writers starve?  </w:t>
@@ -385,11 +439,13 @@
       <w:pPr>
         <w:spacing w:after="0"/>
         <w:rPr>
-          <w:lang w:val="en-GB"/>
-        </w:rPr>
-      </w:pPr>
-      <w:r>
-        <w:rPr>
+          <w:rFonts w:ascii="Times New Roman" w:hAnsi="Times New Roman" w:cs="Times New Roman"/>
+          <w:lang w:val="en-GB"/>
+        </w:rPr>
+      </w:pPr>
+      <w:r>
+        <w:rPr>
+          <w:rFonts w:ascii="Times New Roman" w:hAnsi="Times New Roman" w:cs="Times New Roman"/>
           <w:lang w:val="en-GB"/>
         </w:rPr>
         <w:t xml:space="preserve">A) Writers have higher priority  </w:t>
@@ -399,11 +455,13 @@
       <w:pPr>
         <w:spacing w:after="0"/>
         <w:rPr>
-          <w:lang w:val="en-GB"/>
-        </w:rPr>
-      </w:pPr>
-      <w:r>
-        <w:rPr>
+          <w:rFonts w:ascii="Times New Roman" w:hAnsi="Times New Roman" w:cs="Times New Roman"/>
+          <w:lang w:val="en-GB"/>
+        </w:rPr>
+      </w:pPr>
+      <w:r>
+        <w:rPr>
+          <w:rFonts w:ascii="Times New Roman" w:hAnsi="Times New Roman" w:cs="Times New Roman"/>
           <w:lang w:val="en-GB"/>
         </w:rPr>
         <w:t xml:space="preserve">B) New readers continuously acquire the lock before writers  </w:t>
@@ -413,11 +471,13 @@
       <w:pPr>
         <w:spacing w:after="0"/>
         <w:rPr>
-          <w:lang w:val="en-GB"/>
-        </w:rPr>
-      </w:pPr>
-      <w:r>
-        <w:rPr>
+          <w:rFonts w:ascii="Times New Roman" w:hAnsi="Times New Roman" w:cs="Times New Roman"/>
+          <w:lang w:val="en-GB"/>
+        </w:rPr>
+      </w:pPr>
+      <w:r>
+        <w:rPr>
+          <w:rFonts w:ascii="Times New Roman" w:hAnsi="Times New Roman" w:cs="Times New Roman"/>
           <w:lang w:val="en-GB"/>
         </w:rPr>
         <w:t xml:space="preserve">C) Semaphores are initialized incorrectly  </w:t>
@@ -427,11 +487,13 @@
       <w:pPr>
         <w:spacing w:after="0"/>
         <w:rPr>
-          <w:lang w:val="en-GB"/>
-        </w:rPr>
-      </w:pPr>
-      <w:r>
-        <w:rPr>
+          <w:rFonts w:ascii="Times New Roman" w:hAnsi="Times New Roman" w:cs="Times New Roman"/>
+          <w:lang w:val="en-GB"/>
+        </w:rPr>
+      </w:pPr>
+      <w:r>
+        <w:rPr>
+          <w:rFonts w:ascii="Times New Roman" w:hAnsi="Times New Roman" w:cs="Times New Roman"/>
           <w:lang w:val="en-GB"/>
         </w:rPr>
         <w:t xml:space="preserve">D) Mutex locks are not used  </w:t>
@@ -441,11 +503,13 @@
       <w:pPr>
         <w:spacing w:after="0"/>
         <w:rPr>
-          <w:lang w:val="en-GB"/>
-        </w:rPr>
-      </w:pPr>
-      <w:r>
-        <w:rPr>
+          <w:rFonts w:ascii="Times New Roman" w:hAnsi="Times New Roman" w:cs="Times New Roman"/>
+          <w:lang w:val="en-GB"/>
+        </w:rPr>
+      </w:pPr>
+      <w:r>
+        <w:rPr>
+          <w:rFonts w:ascii="Times New Roman" w:hAnsi="Times New Roman" w:cs="Times New Roman"/>
           <w:lang w:val="en-GB"/>
         </w:rPr>
         <w:t>Answer: B</w:t>
@@ -455,19 +519,22 @@
       <w:pPr>
         <w:spacing w:after="0"/>
         <w:rPr>
-          <w:lang w:val="en-GB"/>
-        </w:rPr>
-      </w:pPr>
-    </w:p>
-    <w:p>
-      <w:pPr>
-        <w:spacing w:after="0"/>
-        <w:rPr>
-          <w:lang w:val="en-GB"/>
-        </w:rPr>
-      </w:pPr>
-      <w:r>
-        <w:rPr>
+          <w:rFonts w:ascii="Times New Roman" w:hAnsi="Times New Roman" w:cs="Times New Roman"/>
+          <w:lang w:val="en-GB"/>
+        </w:rPr>
+      </w:pPr>
+    </w:p>
+    <w:p>
+      <w:pPr>
+        <w:spacing w:after="0"/>
+        <w:rPr>
+          <w:rFonts w:ascii="Times New Roman" w:hAnsi="Times New Roman" w:cs="Times New Roman"/>
+          <w:lang w:val="en-GB"/>
+        </w:rPr>
+      </w:pPr>
+      <w:r>
+        <w:rPr>
+          <w:rFonts w:ascii="Times New Roman" w:hAnsi="Times New Roman" w:cs="Times New Roman"/>
           <w:lang w:val="en-GB"/>
         </w:rPr>
         <w:t xml:space="preserve">5. What ensures fairness in ticket locks?  </w:t>
@@ -477,11 +544,13 @@
       <w:pPr>
         <w:spacing w:after="0"/>
         <w:rPr>
-          <w:lang w:val="en-GB"/>
-        </w:rPr>
-      </w:pPr>
-      <w:r>
-        <w:rPr>
+          <w:rFonts w:ascii="Times New Roman" w:hAnsi="Times New Roman" w:cs="Times New Roman"/>
+          <w:lang w:val="en-GB"/>
+        </w:rPr>
+      </w:pPr>
+      <w:r>
+        <w:rPr>
+          <w:rFonts w:ascii="Times New Roman" w:hAnsi="Times New Roman" w:cs="Times New Roman"/>
           <w:lang w:val="en-GB"/>
         </w:rPr>
         <w:t xml:space="preserve">A) Test-and-Set instruction  </w:t>
@@ -491,11 +560,13 @@
       <w:pPr>
         <w:spacing w:after="0"/>
         <w:rPr>
-          <w:lang w:val="en-GB"/>
-        </w:rPr>
-      </w:pPr>
-      <w:r>
-        <w:rPr>
+          <w:rFonts w:ascii="Times New Roman" w:hAnsi="Times New Roman" w:cs="Times New Roman"/>
+          <w:lang w:val="en-GB"/>
+        </w:rPr>
+      </w:pPr>
+      <w:r>
+        <w:rPr>
+          <w:rFonts w:ascii="Times New Roman" w:hAnsi="Times New Roman" w:cs="Times New Roman"/>
           <w:lang w:val="en-GB"/>
         </w:rPr>
         <w:t xml:space="preserve">B) Fetch-and-Add atomic operation  </w:t>
@@ -505,11 +576,13 @@
       <w:pPr>
         <w:spacing w:after="0"/>
         <w:rPr>
-          <w:lang w:val="en-GB"/>
-        </w:rPr>
-      </w:pPr>
-      <w:r>
-        <w:rPr>
+          <w:rFonts w:ascii="Times New Roman" w:hAnsi="Times New Roman" w:cs="Times New Roman"/>
+          <w:lang w:val="en-GB"/>
+        </w:rPr>
+      </w:pPr>
+      <w:r>
+        <w:rPr>
+          <w:rFonts w:ascii="Times New Roman" w:hAnsi="Times New Roman" w:cs="Times New Roman"/>
           <w:lang w:val="en-GB"/>
         </w:rPr>
         <w:t xml:space="preserve">C) Compare-and-Swap  </w:t>
@@ -519,11 +592,13 @@
       <w:pPr>
         <w:spacing w:after="0"/>
         <w:rPr>
-          <w:lang w:val="en-GB"/>
-        </w:rPr>
-      </w:pPr>
-      <w:r>
-        <w:rPr>
+          <w:rFonts w:ascii="Times New Roman" w:hAnsi="Times New Roman" w:cs="Times New Roman"/>
+          <w:lang w:val="en-GB"/>
+        </w:rPr>
+      </w:pPr>
+      <w:r>
+        <w:rPr>
+          <w:rFonts w:ascii="Times New Roman" w:hAnsi="Times New Roman" w:cs="Times New Roman"/>
           <w:lang w:val="en-GB"/>
         </w:rPr>
         <w:t xml:space="preserve">D) Disabling interrupts  </w:t>
@@ -533,11 +608,13 @@
       <w:pPr>
         <w:spacing w:after="0"/>
         <w:rPr>
-          <w:lang w:val="en-GB"/>
-        </w:rPr>
-      </w:pPr>
-      <w:r>
-        <w:rPr>
+          <w:rFonts w:ascii="Times New Roman" w:hAnsi="Times New Roman" w:cs="Times New Roman"/>
+          <w:lang w:val="en-GB"/>
+        </w:rPr>
+      </w:pPr>
+      <w:r>
+        <w:rPr>
+          <w:rFonts w:ascii="Times New Roman" w:hAnsi="Times New Roman" w:cs="Times New Roman"/>
           <w:lang w:val="en-GB"/>
         </w:rPr>
         <w:t>Answer: B</w:t>
@@ -547,19 +624,22 @@
       <w:pPr>
         <w:spacing w:after="0"/>
         <w:rPr>
-          <w:lang w:val="en-GB"/>
-        </w:rPr>
-      </w:pPr>
-    </w:p>
-    <w:p>
-      <w:pPr>
-        <w:spacing w:after="0"/>
-        <w:rPr>
-          <w:lang w:val="en-GB"/>
-        </w:rPr>
-      </w:pPr>
-      <w:r>
-        <w:rPr>
+          <w:rFonts w:ascii="Times New Roman" w:hAnsi="Times New Roman" w:cs="Times New Roman"/>
+          <w:lang w:val="en-GB"/>
+        </w:rPr>
+      </w:pPr>
+    </w:p>
+    <w:p>
+      <w:pPr>
+        <w:spacing w:after="0"/>
+        <w:rPr>
+          <w:rFonts w:ascii="Times New Roman" w:hAnsi="Times New Roman" w:cs="Times New Roman"/>
+          <w:lang w:val="en-GB"/>
+        </w:rPr>
+      </w:pPr>
+      <w:r>
+        <w:rPr>
+          <w:rFonts w:ascii="Times New Roman" w:hAnsi="Times New Roman" w:cs="Times New Roman"/>
           <w:lang w:val="en-GB"/>
         </w:rPr>
         <w:t xml:space="preserve">6. Why must </w:t>
@@ -567,6 +647,7 @@
       <w:proofErr w:type="spellStart"/>
       <w:r>
         <w:rPr>
+          <w:rFonts w:ascii="Times New Roman" w:hAnsi="Times New Roman" w:cs="Times New Roman"/>
           <w:lang w:val="en-GB"/>
         </w:rPr>
         <w:t>pthread_cond_</w:t>
@@ -574,6 +655,7 @@
       <w:proofErr w:type="gramStart"/>
       <w:r>
         <w:rPr>
+          <w:rFonts w:ascii="Times New Roman" w:hAnsi="Times New Roman" w:cs="Times New Roman"/>
           <w:lang w:val="en-GB"/>
         </w:rPr>
         <w:t>wait</w:t>
@@ -581,6 +663,7 @@
       <w:proofErr w:type="spellEnd"/>
       <w:r>
         <w:rPr>
+          <w:rFonts w:ascii="Times New Roman" w:hAnsi="Times New Roman" w:cs="Times New Roman"/>
           <w:lang w:val="en-GB"/>
         </w:rPr>
         <w:t>(</w:t>
@@ -588,6 +671,7 @@
       <w:proofErr w:type="gramEnd"/>
       <w:r>
         <w:rPr>
+          <w:rFonts w:ascii="Times New Roman" w:hAnsi="Times New Roman" w:cs="Times New Roman"/>
           <w:lang w:val="en-GB"/>
         </w:rPr>
         <w:t xml:space="preserve">) be called in a while loop?  </w:t>
@@ -597,11 +681,13 @@
       <w:pPr>
         <w:spacing w:after="0"/>
         <w:rPr>
-          <w:lang w:val="en-GB"/>
-        </w:rPr>
-      </w:pPr>
-      <w:r>
-        <w:rPr>
+          <w:rFonts w:ascii="Times New Roman" w:hAnsi="Times New Roman" w:cs="Times New Roman"/>
+          <w:lang w:val="en-GB"/>
+        </w:rPr>
+      </w:pPr>
+      <w:r>
+        <w:rPr>
+          <w:rFonts w:ascii="Times New Roman" w:hAnsi="Times New Roman" w:cs="Times New Roman"/>
           <w:lang w:val="en-GB"/>
         </w:rPr>
         <w:t xml:space="preserve">A) To prevent deadlock  </w:t>
@@ -611,42 +697,48 @@
       <w:pPr>
         <w:spacing w:after="0"/>
         <w:rPr>
-          <w:lang w:val="en-GB"/>
-        </w:rPr>
-      </w:pPr>
-      <w:r>
-        <w:rPr>
+          <w:rFonts w:ascii="Times New Roman" w:hAnsi="Times New Roman" w:cs="Times New Roman"/>
+          <w:lang w:val="en-GB"/>
+        </w:rPr>
+      </w:pPr>
+      <w:r>
+        <w:rPr>
+          <w:rFonts w:ascii="Times New Roman" w:hAnsi="Times New Roman" w:cs="Times New Roman"/>
+          <w:lang w:val="en-GB"/>
+        </w:rPr>
+        <w:t xml:space="preserve">B) To handle spurious wakeups  </w:t>
+      </w:r>
+    </w:p>
+    <w:p>
+      <w:pPr>
+        <w:spacing w:after="0"/>
+        <w:rPr>
+          <w:rFonts w:ascii="Times New Roman" w:hAnsi="Times New Roman" w:cs="Times New Roman"/>
+          <w:lang w:val="en-GB"/>
+        </w:rPr>
+      </w:pPr>
+      <w:r>
+        <w:rPr>
+          <w:rFonts w:ascii="Times New Roman" w:hAnsi="Times New Roman" w:cs="Times New Roman"/>
+          <w:lang w:val="en-GB"/>
+        </w:rPr>
+        <w:t xml:space="preserve">C) To improve performance  </w:t>
+      </w:r>
+    </w:p>
+    <w:p>
+      <w:pPr>
+        <w:spacing w:after="0"/>
+        <w:rPr>
+          <w:rFonts w:ascii="Times New Roman" w:hAnsi="Times New Roman" w:cs="Times New Roman"/>
+          <w:lang w:val="en-GB"/>
+        </w:rPr>
+      </w:pPr>
+      <w:r>
+        <w:rPr>
+          <w:rFonts w:ascii="Times New Roman" w:hAnsi="Times New Roman" w:cs="Times New Roman"/>
           <w:lang w:val="en-GB"/>
         </w:rPr>
         <w:lastRenderedPageBreak/>
-        <w:t xml:space="preserve">B) To handle spurious wakeups  </w:t>
-      </w:r>
-    </w:p>
-    <w:p>
-      <w:pPr>
-        <w:spacing w:after="0"/>
-        <w:rPr>
-          <w:lang w:val="en-GB"/>
-        </w:rPr>
-      </w:pPr>
-      <w:r>
-        <w:rPr>
-          <w:lang w:val="en-GB"/>
-        </w:rPr>
-        <w:t xml:space="preserve">C) To improve performance  </w:t>
-      </w:r>
-    </w:p>
-    <w:p>
-      <w:pPr>
-        <w:spacing w:after="0"/>
-        <w:rPr>
-          <w:lang w:val="en-GB"/>
-        </w:rPr>
-      </w:pPr>
-      <w:r>
-        <w:rPr>
-          <w:lang w:val="en-GB"/>
-        </w:rPr>
         <w:t xml:space="preserve">D) To enforce mutual exclusion  </w:t>
       </w:r>
     </w:p>
@@ -654,11 +746,13 @@
       <w:pPr>
         <w:spacing w:after="0"/>
         <w:rPr>
-          <w:lang w:val="en-GB"/>
-        </w:rPr>
-      </w:pPr>
-      <w:r>
-        <w:rPr>
+          <w:rFonts w:ascii="Times New Roman" w:hAnsi="Times New Roman" w:cs="Times New Roman"/>
+          <w:lang w:val="en-GB"/>
+        </w:rPr>
+      </w:pPr>
+      <w:r>
+        <w:rPr>
+          <w:rFonts w:ascii="Times New Roman" w:hAnsi="Times New Roman" w:cs="Times New Roman"/>
           <w:lang w:val="en-GB"/>
         </w:rPr>
         <w:t>Answer: B</w:t>
@@ -668,19 +762,22 @@
       <w:pPr>
         <w:spacing w:after="0"/>
         <w:rPr>
-          <w:lang w:val="en-GB"/>
-        </w:rPr>
-      </w:pPr>
-    </w:p>
-    <w:p>
-      <w:pPr>
-        <w:spacing w:after="0"/>
-        <w:rPr>
-          <w:lang w:val="en-GB"/>
-        </w:rPr>
-      </w:pPr>
-      <w:r>
-        <w:rPr>
+          <w:rFonts w:ascii="Times New Roman" w:hAnsi="Times New Roman" w:cs="Times New Roman"/>
+          <w:lang w:val="en-GB"/>
+        </w:rPr>
+      </w:pPr>
+    </w:p>
+    <w:p>
+      <w:pPr>
+        <w:spacing w:after="0"/>
+        <w:rPr>
+          <w:rFonts w:ascii="Times New Roman" w:hAnsi="Times New Roman" w:cs="Times New Roman"/>
+          <w:lang w:val="en-GB"/>
+        </w:rPr>
+      </w:pPr>
+      <w:r>
+        <w:rPr>
+          <w:rFonts w:ascii="Times New Roman" w:hAnsi="Times New Roman" w:cs="Times New Roman"/>
           <w:lang w:val="en-GB"/>
         </w:rPr>
         <w:t xml:space="preserve">7. Which synchronization primitive combines a mutex with condition variables?  </w:t>
@@ -690,11 +787,13 @@
       <w:pPr>
         <w:spacing w:after="0"/>
         <w:rPr>
-          <w:lang w:val="en-GB"/>
-        </w:rPr>
-      </w:pPr>
-      <w:r>
-        <w:rPr>
+          <w:rFonts w:ascii="Times New Roman" w:hAnsi="Times New Roman" w:cs="Times New Roman"/>
+          <w:lang w:val="en-GB"/>
+        </w:rPr>
+      </w:pPr>
+      <w:r>
+        <w:rPr>
+          <w:rFonts w:ascii="Times New Roman" w:hAnsi="Times New Roman" w:cs="Times New Roman"/>
           <w:lang w:val="en-GB"/>
         </w:rPr>
         <w:t xml:space="preserve">A) Spinlock  </w:t>
@@ -704,11 +803,13 @@
       <w:pPr>
         <w:spacing w:after="0"/>
         <w:rPr>
-          <w:lang w:val="en-GB"/>
-        </w:rPr>
-      </w:pPr>
-      <w:r>
-        <w:rPr>
+          <w:rFonts w:ascii="Times New Roman" w:hAnsi="Times New Roman" w:cs="Times New Roman"/>
+          <w:lang w:val="en-GB"/>
+        </w:rPr>
+      </w:pPr>
+      <w:r>
+        <w:rPr>
+          <w:rFonts w:ascii="Times New Roman" w:hAnsi="Times New Roman" w:cs="Times New Roman"/>
           <w:lang w:val="en-GB"/>
         </w:rPr>
         <w:t xml:space="preserve">B) Semaphore  </w:t>
@@ -718,11 +819,13 @@
       <w:pPr>
         <w:spacing w:after="0"/>
         <w:rPr>
-          <w:lang w:val="en-GB"/>
-        </w:rPr>
-      </w:pPr>
-      <w:r>
-        <w:rPr>
+          <w:rFonts w:ascii="Times New Roman" w:hAnsi="Times New Roman" w:cs="Times New Roman"/>
+          <w:lang w:val="en-GB"/>
+        </w:rPr>
+      </w:pPr>
+      <w:r>
+        <w:rPr>
+          <w:rFonts w:ascii="Times New Roman" w:hAnsi="Times New Roman" w:cs="Times New Roman"/>
           <w:lang w:val="en-GB"/>
         </w:rPr>
         <w:t xml:space="preserve">C) Monitor  </w:t>
@@ -732,11 +835,13 @@
       <w:pPr>
         <w:spacing w:after="0"/>
         <w:rPr>
-          <w:lang w:val="en-GB"/>
-        </w:rPr>
-      </w:pPr>
-      <w:r>
-        <w:rPr>
+          <w:rFonts w:ascii="Times New Roman" w:hAnsi="Times New Roman" w:cs="Times New Roman"/>
+          <w:lang w:val="en-GB"/>
+        </w:rPr>
+      </w:pPr>
+      <w:r>
+        <w:rPr>
+          <w:rFonts w:ascii="Times New Roman" w:hAnsi="Times New Roman" w:cs="Times New Roman"/>
           <w:lang w:val="en-GB"/>
         </w:rPr>
         <w:t xml:space="preserve">D) Ticket lock  </w:t>
@@ -746,11 +851,13 @@
       <w:pPr>
         <w:spacing w:after="0"/>
         <w:rPr>
-          <w:lang w:val="en-GB"/>
-        </w:rPr>
-      </w:pPr>
-      <w:r>
-        <w:rPr>
+          <w:rFonts w:ascii="Times New Roman" w:hAnsi="Times New Roman" w:cs="Times New Roman"/>
+          <w:lang w:val="en-GB"/>
+        </w:rPr>
+      </w:pPr>
+      <w:r>
+        <w:rPr>
+          <w:rFonts w:ascii="Times New Roman" w:hAnsi="Times New Roman" w:cs="Times New Roman"/>
           <w:lang w:val="en-GB"/>
         </w:rPr>
         <w:t>Answer: C</w:t>
@@ -760,19 +867,22 @@
       <w:pPr>
         <w:spacing w:after="0"/>
         <w:rPr>
-          <w:lang w:val="en-GB"/>
-        </w:rPr>
-      </w:pPr>
-    </w:p>
-    <w:p>
-      <w:pPr>
-        <w:spacing w:after="0"/>
-        <w:rPr>
-          <w:lang w:val="en-GB"/>
-        </w:rPr>
-      </w:pPr>
-      <w:r>
-        <w:rPr>
+          <w:rFonts w:ascii="Times New Roman" w:hAnsi="Times New Roman" w:cs="Times New Roman"/>
+          <w:lang w:val="en-GB"/>
+        </w:rPr>
+      </w:pPr>
+    </w:p>
+    <w:p>
+      <w:pPr>
+        <w:spacing w:after="0"/>
+        <w:rPr>
+          <w:rFonts w:ascii="Times New Roman" w:hAnsi="Times New Roman" w:cs="Times New Roman"/>
+          <w:lang w:val="en-GB"/>
+        </w:rPr>
+      </w:pPr>
+      <w:r>
+        <w:rPr>
+          <w:rFonts w:ascii="Times New Roman" w:hAnsi="Times New Roman" w:cs="Times New Roman"/>
           <w:lang w:val="en-GB"/>
         </w:rPr>
         <w:t xml:space="preserve">8. In the Dining Philosophers problem, deadlock occurs when:  </w:t>
@@ -782,11 +892,13 @@
       <w:pPr>
         <w:spacing w:after="0"/>
         <w:rPr>
-          <w:lang w:val="en-GB"/>
-        </w:rPr>
-      </w:pPr>
-      <w:r>
-        <w:rPr>
+          <w:rFonts w:ascii="Times New Roman" w:hAnsi="Times New Roman" w:cs="Times New Roman"/>
+          <w:lang w:val="en-GB"/>
+        </w:rPr>
+      </w:pPr>
+      <w:r>
+        <w:rPr>
+          <w:rFonts w:ascii="Times New Roman" w:hAnsi="Times New Roman" w:cs="Times New Roman"/>
           <w:lang w:val="en-GB"/>
         </w:rPr>
         <w:t xml:space="preserve">A) All philosophers think simultaneously  </w:t>
@@ -796,11 +908,13 @@
       <w:pPr>
         <w:spacing w:after="0"/>
         <w:rPr>
-          <w:lang w:val="en-GB"/>
-        </w:rPr>
-      </w:pPr>
-      <w:r>
-        <w:rPr>
+          <w:rFonts w:ascii="Times New Roman" w:hAnsi="Times New Roman" w:cs="Times New Roman"/>
+          <w:lang w:val="en-GB"/>
+        </w:rPr>
+      </w:pPr>
+      <w:r>
+        <w:rPr>
+          <w:rFonts w:ascii="Times New Roman" w:hAnsi="Times New Roman" w:cs="Times New Roman"/>
           <w:lang w:val="en-GB"/>
         </w:rPr>
         <w:t xml:space="preserve">B) Each philosopher holds one fork and waits for another  </w:t>
@@ -810,11 +924,13 @@
       <w:pPr>
         <w:spacing w:after="0"/>
         <w:rPr>
-          <w:lang w:val="en-GB"/>
-        </w:rPr>
-      </w:pPr>
-      <w:r>
-        <w:rPr>
+          <w:rFonts w:ascii="Times New Roman" w:hAnsi="Times New Roman" w:cs="Times New Roman"/>
+          <w:lang w:val="en-GB"/>
+        </w:rPr>
+      </w:pPr>
+      <w:r>
+        <w:rPr>
+          <w:rFonts w:ascii="Times New Roman" w:hAnsi="Times New Roman" w:cs="Times New Roman"/>
           <w:lang w:val="en-GB"/>
         </w:rPr>
         <w:t xml:space="preserve">C) Philosophers use random delay before eating  </w:t>
@@ -824,11 +940,13 @@
       <w:pPr>
         <w:spacing w:after="0"/>
         <w:rPr>
-          <w:lang w:val="en-GB"/>
-        </w:rPr>
-      </w:pPr>
-      <w:r>
-        <w:rPr>
+          <w:rFonts w:ascii="Times New Roman" w:hAnsi="Times New Roman" w:cs="Times New Roman"/>
+          <w:lang w:val="en-GB"/>
+        </w:rPr>
+      </w:pPr>
+      <w:r>
+        <w:rPr>
+          <w:rFonts w:ascii="Times New Roman" w:hAnsi="Times New Roman" w:cs="Times New Roman"/>
           <w:lang w:val="en-GB"/>
         </w:rPr>
         <w:t xml:space="preserve">D) An even number of philosophers exist  </w:t>
@@ -838,11 +956,13 @@
       <w:pPr>
         <w:spacing w:after="0"/>
         <w:rPr>
-          <w:lang w:val="en-GB"/>
-        </w:rPr>
-      </w:pPr>
-      <w:r>
-        <w:rPr>
+          <w:rFonts w:ascii="Times New Roman" w:hAnsi="Times New Roman" w:cs="Times New Roman"/>
+          <w:lang w:val="en-GB"/>
+        </w:rPr>
+      </w:pPr>
+      <w:r>
+        <w:rPr>
+          <w:rFonts w:ascii="Times New Roman" w:hAnsi="Times New Roman" w:cs="Times New Roman"/>
           <w:lang w:val="en-GB"/>
         </w:rPr>
         <w:t>Answer: B</w:t>
@@ -852,19 +972,22 @@
       <w:pPr>
         <w:spacing w:after="0"/>
         <w:rPr>
-          <w:lang w:val="en-GB"/>
-        </w:rPr>
-      </w:pPr>
-    </w:p>
-    <w:p>
-      <w:pPr>
-        <w:spacing w:after="0"/>
-        <w:rPr>
-          <w:lang w:val="en-GB"/>
-        </w:rPr>
-      </w:pPr>
-      <w:r>
-        <w:rPr>
+          <w:rFonts w:ascii="Times New Roman" w:hAnsi="Times New Roman" w:cs="Times New Roman"/>
+          <w:lang w:val="en-GB"/>
+        </w:rPr>
+      </w:pPr>
+    </w:p>
+    <w:p>
+      <w:pPr>
+        <w:spacing w:after="0"/>
+        <w:rPr>
+          <w:rFonts w:ascii="Times New Roman" w:hAnsi="Times New Roman" w:cs="Times New Roman"/>
+          <w:lang w:val="en-GB"/>
+        </w:rPr>
+      </w:pPr>
+      <w:r>
+        <w:rPr>
+          <w:rFonts w:ascii="Times New Roman" w:hAnsi="Times New Roman" w:cs="Times New Roman"/>
           <w:lang w:val="en-GB"/>
         </w:rPr>
         <w:t xml:space="preserve">9. What does </w:t>
@@ -872,6 +995,7 @@
       <w:proofErr w:type="spellStart"/>
       <w:r>
         <w:rPr>
+          <w:rFonts w:ascii="Times New Roman" w:hAnsi="Times New Roman" w:cs="Times New Roman"/>
           <w:lang w:val="en-GB"/>
         </w:rPr>
         <w:t>sem_</w:t>
@@ -879,6 +1003,7 @@
       <w:proofErr w:type="gramStart"/>
       <w:r>
         <w:rPr>
+          <w:rFonts w:ascii="Times New Roman" w:hAnsi="Times New Roman" w:cs="Times New Roman"/>
           <w:lang w:val="en-GB"/>
         </w:rPr>
         <w:t>init</w:t>
@@ -886,6 +1011,7 @@
       <w:proofErr w:type="spellEnd"/>
       <w:r>
         <w:rPr>
+          <w:rFonts w:ascii="Times New Roman" w:hAnsi="Times New Roman" w:cs="Times New Roman"/>
           <w:lang w:val="en-GB"/>
         </w:rPr>
         <w:t>(</w:t>
@@ -893,6 +1019,7 @@
       <w:proofErr w:type="gramEnd"/>
       <w:r>
         <w:rPr>
+          <w:rFonts w:ascii="Times New Roman" w:hAnsi="Times New Roman" w:cs="Times New Roman"/>
           <w:lang w:val="en-GB"/>
         </w:rPr>
         <w:t>&amp;</w:t>
@@ -900,6 +1027,7 @@
       <w:proofErr w:type="spellStart"/>
       <w:r>
         <w:rPr>
+          <w:rFonts w:ascii="Times New Roman" w:hAnsi="Times New Roman" w:cs="Times New Roman"/>
           <w:lang w:val="en-GB"/>
         </w:rPr>
         <w:t>sem</w:t>
@@ -907,6 +1035,7 @@
       <w:proofErr w:type="spellEnd"/>
       <w:r>
         <w:rPr>
+          <w:rFonts w:ascii="Times New Roman" w:hAnsi="Times New Roman" w:cs="Times New Roman"/>
           <w:lang w:val="en-GB"/>
         </w:rPr>
         <w:t xml:space="preserve">, 0, 3) indicate about the semaphore?  </w:t>
@@ -916,11 +1045,13 @@
       <w:pPr>
         <w:spacing w:after="0"/>
         <w:rPr>
-          <w:lang w:val="en-GB"/>
-        </w:rPr>
-      </w:pPr>
-      <w:r>
-        <w:rPr>
+          <w:rFonts w:ascii="Times New Roman" w:hAnsi="Times New Roman" w:cs="Times New Roman"/>
+          <w:lang w:val="en-GB"/>
+        </w:rPr>
+      </w:pPr>
+      <w:r>
+        <w:rPr>
+          <w:rFonts w:ascii="Times New Roman" w:hAnsi="Times New Roman" w:cs="Times New Roman"/>
           <w:lang w:val="en-GB"/>
         </w:rPr>
         <w:t xml:space="preserve">A) Binary semaphore for mutual exclusion  </w:t>
@@ -930,11 +1061,13 @@
       <w:pPr>
         <w:spacing w:after="0"/>
         <w:rPr>
-          <w:lang w:val="en-GB"/>
-        </w:rPr>
-      </w:pPr>
-      <w:r>
-        <w:rPr>
+          <w:rFonts w:ascii="Times New Roman" w:hAnsi="Times New Roman" w:cs="Times New Roman"/>
+          <w:lang w:val="en-GB"/>
+        </w:rPr>
+      </w:pPr>
+      <w:r>
+        <w:rPr>
+          <w:rFonts w:ascii="Times New Roman" w:hAnsi="Times New Roman" w:cs="Times New Roman"/>
           <w:lang w:val="en-GB"/>
         </w:rPr>
         <w:t xml:space="preserve">B) Counting semaphore allowing 3 concurrent accesses  </w:t>
@@ -944,11 +1077,13 @@
       <w:pPr>
         <w:spacing w:after="0"/>
         <w:rPr>
-          <w:lang w:val="en-GB"/>
-        </w:rPr>
-      </w:pPr>
-      <w:r>
-        <w:rPr>
+          <w:rFonts w:ascii="Times New Roman" w:hAnsi="Times New Roman" w:cs="Times New Roman"/>
+          <w:lang w:val="en-GB"/>
+        </w:rPr>
+      </w:pPr>
+      <w:r>
+        <w:rPr>
+          <w:rFonts w:ascii="Times New Roman" w:hAnsi="Times New Roman" w:cs="Times New Roman"/>
           <w:lang w:val="en-GB"/>
         </w:rPr>
         <w:t xml:space="preserve">C) Priority-based semaphore  </w:t>
@@ -958,11 +1093,13 @@
       <w:pPr>
         <w:spacing w:after="0"/>
         <w:rPr>
-          <w:lang w:val="en-GB"/>
-        </w:rPr>
-      </w:pPr>
-      <w:r>
-        <w:rPr>
+          <w:rFonts w:ascii="Times New Roman" w:hAnsi="Times New Roman" w:cs="Times New Roman"/>
+          <w:lang w:val="en-GB"/>
+        </w:rPr>
+      </w:pPr>
+      <w:r>
+        <w:rPr>
+          <w:rFonts w:ascii="Times New Roman" w:hAnsi="Times New Roman" w:cs="Times New Roman"/>
           <w:lang w:val="en-GB"/>
         </w:rPr>
         <w:t xml:space="preserve">D) Uninitialized semaphore  </w:t>
@@ -972,11 +1109,13 @@
       <w:pPr>
         <w:spacing w:after="0"/>
         <w:rPr>
-          <w:lang w:val="en-GB"/>
-        </w:rPr>
-      </w:pPr>
-      <w:r>
-        <w:rPr>
+          <w:rFonts w:ascii="Times New Roman" w:hAnsi="Times New Roman" w:cs="Times New Roman"/>
+          <w:lang w:val="en-GB"/>
+        </w:rPr>
+      </w:pPr>
+      <w:r>
+        <w:rPr>
+          <w:rFonts w:ascii="Times New Roman" w:hAnsi="Times New Roman" w:cs="Times New Roman"/>
           <w:lang w:val="en-GB"/>
         </w:rPr>
         <w:t>Answer: B</w:t>
@@ -986,19 +1125,22 @@
       <w:pPr>
         <w:spacing w:after="0"/>
         <w:rPr>
-          <w:lang w:val="en-GB"/>
-        </w:rPr>
-      </w:pPr>
-    </w:p>
-    <w:p>
-      <w:pPr>
-        <w:spacing w:after="0"/>
-        <w:rPr>
-          <w:lang w:val="en-GB"/>
-        </w:rPr>
-      </w:pPr>
-      <w:r>
-        <w:rPr>
+          <w:rFonts w:ascii="Times New Roman" w:hAnsi="Times New Roman" w:cs="Times New Roman"/>
+          <w:lang w:val="en-GB"/>
+        </w:rPr>
+      </w:pPr>
+    </w:p>
+    <w:p>
+      <w:pPr>
+        <w:spacing w:after="0"/>
+        <w:rPr>
+          <w:rFonts w:ascii="Times New Roman" w:hAnsi="Times New Roman" w:cs="Times New Roman"/>
+          <w:lang w:val="en-GB"/>
+        </w:rPr>
+      </w:pPr>
+      <w:r>
+        <w:rPr>
+          <w:rFonts w:ascii="Times New Roman" w:hAnsi="Times New Roman" w:cs="Times New Roman"/>
           <w:lang w:val="en-GB"/>
         </w:rPr>
         <w:t xml:space="preserve">10. What happens when </w:t>
@@ -1006,6 +1148,7 @@
       <w:proofErr w:type="spellStart"/>
       <w:r>
         <w:rPr>
+          <w:rFonts w:ascii="Times New Roman" w:hAnsi="Times New Roman" w:cs="Times New Roman"/>
           <w:lang w:val="en-GB"/>
         </w:rPr>
         <w:t>sem_</w:t>
@@ -1013,6 +1156,7 @@
       <w:proofErr w:type="gramStart"/>
       <w:r>
         <w:rPr>
+          <w:rFonts w:ascii="Times New Roman" w:hAnsi="Times New Roman" w:cs="Times New Roman"/>
           <w:lang w:val="en-GB"/>
         </w:rPr>
         <w:t>wait</w:t>
@@ -1020,6 +1164,7 @@
       <w:proofErr w:type="spellEnd"/>
       <w:r>
         <w:rPr>
+          <w:rFonts w:ascii="Times New Roman" w:hAnsi="Times New Roman" w:cs="Times New Roman"/>
           <w:lang w:val="en-GB"/>
         </w:rPr>
         <w:t>(</w:t>
@@ -1027,6 +1172,7 @@
       <w:proofErr w:type="gramEnd"/>
       <w:r>
         <w:rPr>
+          <w:rFonts w:ascii="Times New Roman" w:hAnsi="Times New Roman" w:cs="Times New Roman"/>
           <w:lang w:val="en-GB"/>
         </w:rPr>
         <w:t xml:space="preserve">) is called on a semaphore with value 0?  </w:t>
@@ -1036,11 +1182,13 @@
       <w:pPr>
         <w:spacing w:after="0"/>
         <w:rPr>
-          <w:lang w:val="en-GB"/>
-        </w:rPr>
-      </w:pPr>
-      <w:r>
-        <w:rPr>
+          <w:rFonts w:ascii="Times New Roman" w:hAnsi="Times New Roman" w:cs="Times New Roman"/>
+          <w:lang w:val="en-GB"/>
+        </w:rPr>
+      </w:pPr>
+      <w:r>
+        <w:rPr>
+          <w:rFonts w:ascii="Times New Roman" w:hAnsi="Times New Roman" w:cs="Times New Roman"/>
           <w:lang w:val="en-GB"/>
         </w:rPr>
         <w:t xml:space="preserve">A) Returns immediately  </w:t>
@@ -1050,37 +1198,42 @@
       <w:pPr>
         <w:spacing w:after="0"/>
         <w:rPr>
+          <w:rFonts w:ascii="Times New Roman" w:hAnsi="Times New Roman" w:cs="Times New Roman"/>
           <w:lang w:val="en-GB"/>
         </w:rPr>
       </w:pPr>
       <w:bookmarkStart w:id="0" w:name="_Hlk191294435"/>
       <w:r>
         <w:rPr>
+          <w:rFonts w:ascii="Times New Roman" w:hAnsi="Times New Roman" w:cs="Times New Roman"/>
           <w:lang w:val="en-GB"/>
         </w:rPr>
         <w:t xml:space="preserve">B) </w:t>
       </w:r>
       <w:r>
         <w:rPr>
-          <w:rFonts w:hint="eastAsia"/>
+          <w:rFonts w:ascii="Times New Roman" w:hAnsi="Times New Roman" w:cs="Times New Roman"/>
           <w:lang w:val="en-GB"/>
         </w:rPr>
         <w:t>Increments</w:t>
       </w:r>
       <w:r>
         <w:rPr>
+          <w:rFonts w:ascii="Times New Roman" w:hAnsi="Times New Roman" w:cs="Times New Roman"/>
           <w:lang w:val="en-GB"/>
         </w:rPr>
         <w:t xml:space="preserve"> the value to </w:t>
       </w:r>
       <w:r>
         <w:rPr>
+          <w:rFonts w:ascii="Times New Roman" w:hAnsi="Times New Roman" w:cs="Times New Roman"/>
           <w:lang w:val="en-GB"/>
         </w:rPr>
         <w:t>+</w:t>
       </w:r>
       <w:r>
         <w:rPr>
+          <w:rFonts w:ascii="Times New Roman" w:hAnsi="Times New Roman" w:cs="Times New Roman"/>
           <w:lang w:val="en-GB"/>
         </w:rPr>
         <w:t xml:space="preserve">1  </w:t>
@@ -1091,11 +1244,13 @@
       <w:pPr>
         <w:spacing w:after="0"/>
         <w:rPr>
-          <w:lang w:val="en-GB"/>
-        </w:rPr>
-      </w:pPr>
-      <w:r>
-        <w:rPr>
+          <w:rFonts w:ascii="Times New Roman" w:hAnsi="Times New Roman" w:cs="Times New Roman"/>
+          <w:lang w:val="en-GB"/>
+        </w:rPr>
+      </w:pPr>
+      <w:r>
+        <w:rPr>
+          <w:rFonts w:ascii="Times New Roman" w:hAnsi="Times New Roman" w:cs="Times New Roman"/>
           <w:lang w:val="en-GB"/>
         </w:rPr>
         <w:t xml:space="preserve">C) Blocks until </w:t>
@@ -1103,6 +1258,7 @@
       <w:proofErr w:type="spellStart"/>
       <w:r>
         <w:rPr>
+          <w:rFonts w:ascii="Times New Roman" w:hAnsi="Times New Roman" w:cs="Times New Roman"/>
           <w:lang w:val="en-GB"/>
         </w:rPr>
         <w:t>sem_</w:t>
@@ -1110,6 +1266,7 @@
       <w:proofErr w:type="gramStart"/>
       <w:r>
         <w:rPr>
+          <w:rFonts w:ascii="Times New Roman" w:hAnsi="Times New Roman" w:cs="Times New Roman"/>
           <w:lang w:val="en-GB"/>
         </w:rPr>
         <w:t>post</w:t>
@@ -1117,6 +1274,7 @@
       <w:proofErr w:type="spellEnd"/>
       <w:r>
         <w:rPr>
+          <w:rFonts w:ascii="Times New Roman" w:hAnsi="Times New Roman" w:cs="Times New Roman"/>
           <w:lang w:val="en-GB"/>
         </w:rPr>
         <w:t>(</w:t>
@@ -1124,6 +1282,7 @@
       <w:proofErr w:type="gramEnd"/>
       <w:r>
         <w:rPr>
+          <w:rFonts w:ascii="Times New Roman" w:hAnsi="Times New Roman" w:cs="Times New Roman"/>
           <w:lang w:val="en-GB"/>
         </w:rPr>
         <w:t xml:space="preserve">) is called  </w:t>
@@ -1133,11 +1292,13 @@
       <w:pPr>
         <w:spacing w:after="0"/>
         <w:rPr>
-          <w:lang w:val="en-GB"/>
-        </w:rPr>
-      </w:pPr>
-      <w:r>
-        <w:rPr>
+          <w:rFonts w:ascii="Times New Roman" w:hAnsi="Times New Roman" w:cs="Times New Roman"/>
+          <w:lang w:val="en-GB"/>
+        </w:rPr>
+      </w:pPr>
+      <w:r>
+        <w:rPr>
+          <w:rFonts w:ascii="Times New Roman" w:hAnsi="Times New Roman" w:cs="Times New Roman"/>
           <w:lang w:val="en-GB"/>
         </w:rPr>
         <w:t xml:space="preserve">D) Causes a segmentation fault  </w:t>
@@ -1147,11 +1308,13 @@
       <w:pPr>
         <w:spacing w:after="0"/>
         <w:rPr>
-          <w:lang w:val="en-GB"/>
-        </w:rPr>
-      </w:pPr>
-      <w:r>
-        <w:rPr>
+          <w:rFonts w:ascii="Times New Roman" w:hAnsi="Times New Roman" w:cs="Times New Roman"/>
+          <w:lang w:val="en-GB"/>
+        </w:rPr>
+      </w:pPr>
+      <w:r>
+        <w:rPr>
+          <w:rFonts w:ascii="Times New Roman" w:hAnsi="Times New Roman" w:cs="Times New Roman"/>
           <w:lang w:val="en-GB"/>
         </w:rPr>
         <w:t>Answer: C</w:t>
@@ -1161,19 +1324,22 @@
       <w:pPr>
         <w:spacing w:after="0"/>
         <w:rPr>
-          <w:lang w:val="en-GB"/>
-        </w:rPr>
-      </w:pPr>
-    </w:p>
-    <w:p>
-      <w:pPr>
-        <w:spacing w:after="0"/>
-        <w:rPr>
-          <w:lang w:val="en-GB"/>
-        </w:rPr>
-      </w:pPr>
-      <w:r>
-        <w:rPr>
+          <w:rFonts w:ascii="Times New Roman" w:hAnsi="Times New Roman" w:cs="Times New Roman"/>
+          <w:lang w:val="en-GB"/>
+        </w:rPr>
+      </w:pPr>
+    </w:p>
+    <w:p>
+      <w:pPr>
+        <w:spacing w:after="0"/>
+        <w:rPr>
+          <w:rFonts w:ascii="Times New Roman" w:hAnsi="Times New Roman" w:cs="Times New Roman"/>
+          <w:lang w:val="en-GB"/>
+        </w:rPr>
+      </w:pPr>
+      <w:r>
+        <w:rPr>
+          <w:rFonts w:ascii="Times New Roman" w:hAnsi="Times New Roman" w:cs="Times New Roman"/>
           <w:lang w:val="en-GB"/>
         </w:rPr>
         <w:t xml:space="preserve">11. Which condition variable operation wakes all waiting threads?  </w:t>
@@ -1183,11 +1349,13 @@
       <w:pPr>
         <w:spacing w:after="0"/>
         <w:rPr>
-          <w:lang w:val="en-GB"/>
-        </w:rPr>
-      </w:pPr>
-      <w:r>
-        <w:rPr>
+          <w:rFonts w:ascii="Times New Roman" w:hAnsi="Times New Roman" w:cs="Times New Roman"/>
+          <w:lang w:val="en-GB"/>
+        </w:rPr>
+      </w:pPr>
+      <w:r>
+        <w:rPr>
+          <w:rFonts w:ascii="Times New Roman" w:hAnsi="Times New Roman" w:cs="Times New Roman"/>
           <w:lang w:val="en-GB"/>
         </w:rPr>
         <w:t xml:space="preserve">A) </w:t>
@@ -1195,6 +1363,7 @@
       <w:proofErr w:type="spellStart"/>
       <w:r>
         <w:rPr>
+          <w:rFonts w:ascii="Times New Roman" w:hAnsi="Times New Roman" w:cs="Times New Roman"/>
           <w:lang w:val="en-GB"/>
         </w:rPr>
         <w:t>pthread_cond_</w:t>
@@ -1202,6 +1371,7 @@
       <w:proofErr w:type="gramStart"/>
       <w:r>
         <w:rPr>
+          <w:rFonts w:ascii="Times New Roman" w:hAnsi="Times New Roman" w:cs="Times New Roman"/>
           <w:lang w:val="en-GB"/>
         </w:rPr>
         <w:t>signal</w:t>
@@ -1209,6 +1379,7 @@
       <w:proofErr w:type="spellEnd"/>
       <w:r>
         <w:rPr>
+          <w:rFonts w:ascii="Times New Roman" w:hAnsi="Times New Roman" w:cs="Times New Roman"/>
           <w:lang w:val="en-GB"/>
         </w:rPr>
         <w:t>(</w:t>
@@ -1216,6 +1387,7 @@
       <w:proofErr w:type="gramEnd"/>
       <w:r>
         <w:rPr>
+          <w:rFonts w:ascii="Times New Roman" w:hAnsi="Times New Roman" w:cs="Times New Roman"/>
           <w:lang w:val="en-GB"/>
         </w:rPr>
         <w:t xml:space="preserve">)  </w:t>
@@ -1225,11 +1397,13 @@
       <w:pPr>
         <w:spacing w:after="0"/>
         <w:rPr>
-          <w:lang w:val="en-GB"/>
-        </w:rPr>
-      </w:pPr>
-      <w:r>
-        <w:rPr>
+          <w:rFonts w:ascii="Times New Roman" w:hAnsi="Times New Roman" w:cs="Times New Roman"/>
+          <w:lang w:val="en-GB"/>
+        </w:rPr>
+      </w:pPr>
+      <w:r>
+        <w:rPr>
+          <w:rFonts w:ascii="Times New Roman" w:hAnsi="Times New Roman" w:cs="Times New Roman"/>
           <w:lang w:val="en-GB"/>
         </w:rPr>
         <w:t xml:space="preserve">B) </w:t>
@@ -1237,6 +1411,7 @@
       <w:proofErr w:type="spellStart"/>
       <w:r>
         <w:rPr>
+          <w:rFonts w:ascii="Times New Roman" w:hAnsi="Times New Roman" w:cs="Times New Roman"/>
           <w:lang w:val="en-GB"/>
         </w:rPr>
         <w:t>pthread_cond_</w:t>
@@ -1244,6 +1419,7 @@
       <w:proofErr w:type="gramStart"/>
       <w:r>
         <w:rPr>
+          <w:rFonts w:ascii="Times New Roman" w:hAnsi="Times New Roman" w:cs="Times New Roman"/>
           <w:lang w:val="en-GB"/>
         </w:rPr>
         <w:t>broadcast</w:t>
@@ -1251,6 +1427,7 @@
       <w:proofErr w:type="spellEnd"/>
       <w:r>
         <w:rPr>
+          <w:rFonts w:ascii="Times New Roman" w:hAnsi="Times New Roman" w:cs="Times New Roman"/>
           <w:lang w:val="en-GB"/>
         </w:rPr>
         <w:t>(</w:t>
@@ -1258,6 +1435,7 @@
       <w:proofErr w:type="gramEnd"/>
       <w:r>
         <w:rPr>
+          <w:rFonts w:ascii="Times New Roman" w:hAnsi="Times New Roman" w:cs="Times New Roman"/>
           <w:lang w:val="en-GB"/>
         </w:rPr>
         <w:t xml:space="preserve">)  </w:t>
@@ -1267,11 +1445,13 @@
       <w:pPr>
         <w:spacing w:after="0"/>
         <w:rPr>
-          <w:lang w:val="en-GB"/>
-        </w:rPr>
-      </w:pPr>
-      <w:r>
-        <w:rPr>
+          <w:rFonts w:ascii="Times New Roman" w:hAnsi="Times New Roman" w:cs="Times New Roman"/>
+          <w:lang w:val="en-GB"/>
+        </w:rPr>
+      </w:pPr>
+      <w:r>
+        <w:rPr>
+          <w:rFonts w:ascii="Times New Roman" w:hAnsi="Times New Roman" w:cs="Times New Roman"/>
           <w:lang w:val="en-GB"/>
         </w:rPr>
         <w:t xml:space="preserve">C) </w:t>
@@ -1279,6 +1459,7 @@
       <w:proofErr w:type="spellStart"/>
       <w:r>
         <w:rPr>
+          <w:rFonts w:ascii="Times New Roman" w:hAnsi="Times New Roman" w:cs="Times New Roman"/>
           <w:lang w:val="en-GB"/>
         </w:rPr>
         <w:t>pthread_cond_</w:t>
@@ -1286,6 +1467,7 @@
       <w:proofErr w:type="gramStart"/>
       <w:r>
         <w:rPr>
+          <w:rFonts w:ascii="Times New Roman" w:hAnsi="Times New Roman" w:cs="Times New Roman"/>
           <w:lang w:val="en-GB"/>
         </w:rPr>
         <w:t>wait</w:t>
@@ -1293,6 +1475,7 @@
       <w:proofErr w:type="spellEnd"/>
       <w:r>
         <w:rPr>
+          <w:rFonts w:ascii="Times New Roman" w:hAnsi="Times New Roman" w:cs="Times New Roman"/>
           <w:lang w:val="en-GB"/>
         </w:rPr>
         <w:t>(</w:t>
@@ -1300,6 +1483,7 @@
       <w:proofErr w:type="gramEnd"/>
       <w:r>
         <w:rPr>
+          <w:rFonts w:ascii="Times New Roman" w:hAnsi="Times New Roman" w:cs="Times New Roman"/>
           <w:lang w:val="en-GB"/>
         </w:rPr>
         <w:t xml:space="preserve">)  </w:t>
@@ -1309,11 +1493,13 @@
       <w:pPr>
         <w:spacing w:after="0"/>
         <w:rPr>
-          <w:lang w:val="en-GB"/>
-        </w:rPr>
-      </w:pPr>
-      <w:r>
-        <w:rPr>
+          <w:rFonts w:ascii="Times New Roman" w:hAnsi="Times New Roman" w:cs="Times New Roman"/>
+          <w:lang w:val="en-GB"/>
+        </w:rPr>
+      </w:pPr>
+      <w:r>
+        <w:rPr>
+          <w:rFonts w:ascii="Times New Roman" w:hAnsi="Times New Roman" w:cs="Times New Roman"/>
           <w:lang w:val="en-GB"/>
         </w:rPr>
         <w:t xml:space="preserve">D) </w:t>
@@ -1321,6 +1507,7 @@
       <w:proofErr w:type="spellStart"/>
       <w:r>
         <w:rPr>
+          <w:rFonts w:ascii="Times New Roman" w:hAnsi="Times New Roman" w:cs="Times New Roman"/>
           <w:lang w:val="en-GB"/>
         </w:rPr>
         <w:t>pthread_cond_</w:t>
@@ -1328,6 +1515,7 @@
       <w:proofErr w:type="gramStart"/>
       <w:r>
         <w:rPr>
+          <w:rFonts w:ascii="Times New Roman" w:hAnsi="Times New Roman" w:cs="Times New Roman"/>
           <w:lang w:val="en-GB"/>
         </w:rPr>
         <w:t>init</w:t>
@@ -1335,6 +1523,7 @@
       <w:proofErr w:type="spellEnd"/>
       <w:r>
         <w:rPr>
+          <w:rFonts w:ascii="Times New Roman" w:hAnsi="Times New Roman" w:cs="Times New Roman"/>
           <w:lang w:val="en-GB"/>
         </w:rPr>
         <w:t>(</w:t>
@@ -1342,6 +1531,7 @@
       <w:proofErr w:type="gramEnd"/>
       <w:r>
         <w:rPr>
+          <w:rFonts w:ascii="Times New Roman" w:hAnsi="Times New Roman" w:cs="Times New Roman"/>
           <w:lang w:val="en-GB"/>
         </w:rPr>
         <w:t xml:space="preserve">)  </w:t>
@@ -1351,11 +1541,13 @@
       <w:pPr>
         <w:spacing w:after="0"/>
         <w:rPr>
-          <w:lang w:val="en-GB"/>
-        </w:rPr>
-      </w:pPr>
-      <w:r>
-        <w:rPr>
+          <w:rFonts w:ascii="Times New Roman" w:hAnsi="Times New Roman" w:cs="Times New Roman"/>
+          <w:lang w:val="en-GB"/>
+        </w:rPr>
+      </w:pPr>
+      <w:r>
+        <w:rPr>
+          <w:rFonts w:ascii="Times New Roman" w:hAnsi="Times New Roman" w:cs="Times New Roman"/>
           <w:lang w:val="en-GB"/>
         </w:rPr>
         <w:t>Answer: B</w:t>
@@ -1365,19 +1557,22 @@
       <w:pPr>
         <w:spacing w:after="0"/>
         <w:rPr>
-          <w:lang w:val="en-GB"/>
-        </w:rPr>
-      </w:pPr>
-    </w:p>
-    <w:p>
-      <w:pPr>
-        <w:spacing w:after="0"/>
-        <w:rPr>
-          <w:lang w:val="en-GB"/>
-        </w:rPr>
-      </w:pPr>
-      <w:r>
-        <w:rPr>
+          <w:rFonts w:ascii="Times New Roman" w:hAnsi="Times New Roman" w:cs="Times New Roman"/>
+          <w:lang w:val="en-GB"/>
+        </w:rPr>
+      </w:pPr>
+    </w:p>
+    <w:p>
+      <w:pPr>
+        <w:spacing w:after="0"/>
+        <w:rPr>
+          <w:rFonts w:ascii="Times New Roman" w:hAnsi="Times New Roman" w:cs="Times New Roman"/>
+          <w:lang w:val="en-GB"/>
+        </w:rPr>
+      </w:pPr>
+      <w:r>
+        <w:rPr>
+          <w:rFonts w:ascii="Times New Roman" w:hAnsi="Times New Roman" w:cs="Times New Roman"/>
           <w:lang w:val="en-GB"/>
         </w:rPr>
         <w:t xml:space="preserve">12. What is the key difference between Test-and-Set and Compare-and-Swap?  </w:t>
@@ -1387,70 +1582,80 @@
       <w:pPr>
         <w:spacing w:after="0"/>
         <w:rPr>
-          <w:lang w:val="en-GB"/>
-        </w:rPr>
-      </w:pPr>
-      <w:r>
-        <w:rPr>
+          <w:rFonts w:ascii="Times New Roman" w:hAnsi="Times New Roman" w:cs="Times New Roman"/>
+          <w:lang w:val="en-GB"/>
+        </w:rPr>
+      </w:pPr>
+      <w:r>
+        <w:rPr>
+          <w:rFonts w:ascii="Times New Roman" w:hAnsi="Times New Roman" w:cs="Times New Roman"/>
+          <w:lang w:val="en-GB"/>
+        </w:rPr>
+        <w:t xml:space="preserve">A) TAS modifies memory unconditionally; CAS checks expected value first  </w:t>
+      </w:r>
+    </w:p>
+    <w:p>
+      <w:pPr>
+        <w:spacing w:after="0"/>
+        <w:rPr>
+          <w:rFonts w:ascii="Times New Roman" w:hAnsi="Times New Roman" w:cs="Times New Roman"/>
+          <w:lang w:val="en-GB"/>
+        </w:rPr>
+      </w:pPr>
+      <w:r>
+        <w:rPr>
+          <w:rFonts w:ascii="Times New Roman" w:hAnsi="Times New Roman" w:cs="Times New Roman"/>
+          <w:lang w:val="en-GB"/>
+        </w:rPr>
+        <w:t xml:space="preserve">B) CAS uses fetch-and-add internally  </w:t>
+      </w:r>
+    </w:p>
+    <w:p>
+      <w:pPr>
+        <w:spacing w:after="0"/>
+        <w:rPr>
+          <w:rFonts w:ascii="Times New Roman" w:hAnsi="Times New Roman" w:cs="Times New Roman"/>
+          <w:lang w:val="en-GB"/>
+        </w:rPr>
+      </w:pPr>
+      <w:r>
+        <w:rPr>
+          <w:rFonts w:ascii="Times New Roman" w:hAnsi="Times New Roman" w:cs="Times New Roman"/>
+          <w:lang w:val="en-GB"/>
+        </w:rPr>
+        <w:t xml:space="preserve">C) TAS guarantees fairness  </w:t>
+      </w:r>
+    </w:p>
+    <w:p>
+      <w:pPr>
+        <w:spacing w:after="0"/>
+        <w:rPr>
+          <w:rFonts w:ascii="Times New Roman" w:hAnsi="Times New Roman" w:cs="Times New Roman"/>
+          <w:lang w:val="en-GB"/>
+        </w:rPr>
+      </w:pPr>
+      <w:r>
+        <w:rPr>
+          <w:rFonts w:ascii="Times New Roman" w:hAnsi="Times New Roman" w:cs="Times New Roman"/>
+          <w:lang w:val="en-GB"/>
+        </w:rPr>
+        <w:t xml:space="preserve">D) CAS only works for single-processor systems  </w:t>
+      </w:r>
+    </w:p>
+    <w:p>
+      <w:pPr>
+        <w:spacing w:after="0"/>
+        <w:rPr>
+          <w:rFonts w:ascii="Times New Roman" w:hAnsi="Times New Roman" w:cs="Times New Roman"/>
+          <w:lang w:val="en-GB"/>
+        </w:rPr>
+      </w:pPr>
+      <w:r>
+        <w:rPr>
+          <w:rFonts w:ascii="Times New Roman" w:hAnsi="Times New Roman" w:cs="Times New Roman"/>
           <w:lang w:val="en-GB"/>
         </w:rPr>
         <w:lastRenderedPageBreak/>
-        <w:t xml:space="preserve">A) TAS modifies memory unconditionally; CAS checks expected value first  </w:t>
-      </w:r>
-    </w:p>
-    <w:p>
-      <w:pPr>
-        <w:spacing w:after="0"/>
-        <w:rPr>
-          <w:lang w:val="en-GB"/>
-        </w:rPr>
-      </w:pPr>
-      <w:r>
-        <w:rPr>
-          <w:lang w:val="en-GB"/>
-        </w:rPr>
-        <w:t xml:space="preserve">B) CAS uses fetch-and-add internally  </w:t>
-      </w:r>
-    </w:p>
-    <w:p>
-      <w:pPr>
-        <w:spacing w:after="0"/>
-        <w:rPr>
-          <w:lang w:val="en-GB"/>
-        </w:rPr>
-      </w:pPr>
-      <w:r>
-        <w:rPr>
-          <w:lang w:val="en-GB"/>
-        </w:rPr>
-        <w:t xml:space="preserve">C) TAS guarantees fairness  </w:t>
-      </w:r>
-    </w:p>
-    <w:p>
-      <w:pPr>
-        <w:spacing w:after="0"/>
-        <w:rPr>
-          <w:lang w:val="en-GB"/>
-        </w:rPr>
-      </w:pPr>
-      <w:r>
-        <w:rPr>
-          <w:lang w:val="en-GB"/>
-        </w:rPr>
-        <w:t xml:space="preserve">D) CAS only works for single-processor systems  </w:t>
-      </w:r>
-    </w:p>
-    <w:p>
-      <w:pPr>
-        <w:spacing w:after="0"/>
-        <w:rPr>
-          <w:lang w:val="en-GB"/>
-        </w:rPr>
-      </w:pPr>
-      <w:r>
-        <w:rPr>
-          <w:lang w:val="en-GB"/>
-        </w:rPr>
         <w:t>Answer: A</w:t>
       </w:r>
     </w:p>
@@ -1458,19 +1663,22 @@
       <w:pPr>
         <w:spacing w:after="0"/>
         <w:rPr>
-          <w:lang w:val="en-GB"/>
-        </w:rPr>
-      </w:pPr>
-    </w:p>
-    <w:p>
-      <w:pPr>
-        <w:spacing w:after="0"/>
-        <w:rPr>
-          <w:lang w:val="en-GB"/>
-        </w:rPr>
-      </w:pPr>
-      <w:r>
-        <w:rPr>
+          <w:rFonts w:ascii="Times New Roman" w:hAnsi="Times New Roman" w:cs="Times New Roman"/>
+          <w:lang w:val="en-GB"/>
+        </w:rPr>
+      </w:pPr>
+    </w:p>
+    <w:p>
+      <w:pPr>
+        <w:spacing w:after="0"/>
+        <w:rPr>
+          <w:rFonts w:ascii="Times New Roman" w:hAnsi="Times New Roman" w:cs="Times New Roman"/>
+          <w:lang w:val="en-GB"/>
+        </w:rPr>
+      </w:pPr>
+      <w:r>
+        <w:rPr>
+          <w:rFonts w:ascii="Times New Roman" w:hAnsi="Times New Roman" w:cs="Times New Roman"/>
           <w:lang w:val="en-GB"/>
         </w:rPr>
         <w:t xml:space="preserve">13. In the Producer/Consumer problem, the </w:t>
@@ -1478,6 +1686,7 @@
       <w:proofErr w:type="spellStart"/>
       <w:r>
         <w:rPr>
+          <w:rFonts w:ascii="Times New Roman" w:hAnsi="Times New Roman" w:cs="Times New Roman"/>
           <w:lang w:val="en-GB"/>
         </w:rPr>
         <w:t>emptySlots</w:t>
@@ -1485,6 +1694,7 @@
       <w:proofErr w:type="spellEnd"/>
       <w:r>
         <w:rPr>
+          <w:rFonts w:ascii="Times New Roman" w:hAnsi="Times New Roman" w:cs="Times New Roman"/>
           <w:lang w:val="en-GB"/>
         </w:rPr>
         <w:t xml:space="preserve"> semaphore is initialized to:  </w:t>
@@ -1494,11 +1704,13 @@
       <w:pPr>
         <w:spacing w:after="0"/>
         <w:rPr>
-          <w:lang w:val="en-GB"/>
-        </w:rPr>
-      </w:pPr>
-      <w:r>
-        <w:rPr>
+          <w:rFonts w:ascii="Times New Roman" w:hAnsi="Times New Roman" w:cs="Times New Roman"/>
+          <w:lang w:val="en-GB"/>
+        </w:rPr>
+      </w:pPr>
+      <w:r>
+        <w:rPr>
+          <w:rFonts w:ascii="Times New Roman" w:hAnsi="Times New Roman" w:cs="Times New Roman"/>
           <w:lang w:val="en-GB"/>
         </w:rPr>
         <w:t xml:space="preserve">A) 0  </w:t>
@@ -1508,11 +1720,13 @@
       <w:pPr>
         <w:spacing w:after="0"/>
         <w:rPr>
-          <w:lang w:val="en-GB"/>
-        </w:rPr>
-      </w:pPr>
-      <w:r>
-        <w:rPr>
+          <w:rFonts w:ascii="Times New Roman" w:hAnsi="Times New Roman" w:cs="Times New Roman"/>
+          <w:lang w:val="en-GB"/>
+        </w:rPr>
+      </w:pPr>
+      <w:r>
+        <w:rPr>
+          <w:rFonts w:ascii="Times New Roman" w:hAnsi="Times New Roman" w:cs="Times New Roman"/>
           <w:lang w:val="en-GB"/>
         </w:rPr>
         <w:t xml:space="preserve">B) 1  </w:t>
@@ -1522,11 +1736,13 @@
       <w:pPr>
         <w:spacing w:after="0"/>
         <w:rPr>
-          <w:lang w:val="en-GB"/>
-        </w:rPr>
-      </w:pPr>
-      <w:r>
-        <w:rPr>
+          <w:rFonts w:ascii="Times New Roman" w:hAnsi="Times New Roman" w:cs="Times New Roman"/>
+          <w:lang w:val="en-GB"/>
+        </w:rPr>
+      </w:pPr>
+      <w:r>
+        <w:rPr>
+          <w:rFonts w:ascii="Times New Roman" w:hAnsi="Times New Roman" w:cs="Times New Roman"/>
           <w:lang w:val="en-GB"/>
         </w:rPr>
         <w:t xml:space="preserve">C) Buffer size  </w:t>
@@ -1536,11 +1752,13 @@
       <w:pPr>
         <w:spacing w:after="0"/>
         <w:rPr>
-          <w:lang w:val="en-GB"/>
-        </w:rPr>
-      </w:pPr>
-      <w:r>
-        <w:rPr>
+          <w:rFonts w:ascii="Times New Roman" w:hAnsi="Times New Roman" w:cs="Times New Roman"/>
+          <w:lang w:val="en-GB"/>
+        </w:rPr>
+      </w:pPr>
+      <w:r>
+        <w:rPr>
+          <w:rFonts w:ascii="Times New Roman" w:hAnsi="Times New Roman" w:cs="Times New Roman"/>
           <w:lang w:val="en-GB"/>
         </w:rPr>
         <w:t xml:space="preserve">D) Number of threads  </w:t>
@@ -1550,11 +1768,13 @@
       <w:pPr>
         <w:spacing w:after="0"/>
         <w:rPr>
-          <w:lang w:val="en-GB"/>
-        </w:rPr>
-      </w:pPr>
-      <w:r>
-        <w:rPr>
+          <w:rFonts w:ascii="Times New Roman" w:hAnsi="Times New Roman" w:cs="Times New Roman"/>
+          <w:lang w:val="en-GB"/>
+        </w:rPr>
+      </w:pPr>
+      <w:r>
+        <w:rPr>
+          <w:rFonts w:ascii="Times New Roman" w:hAnsi="Times New Roman" w:cs="Times New Roman"/>
           <w:lang w:val="en-GB"/>
         </w:rPr>
         <w:t>Answer: C</w:t>
@@ -1564,19 +1784,22 @@
       <w:pPr>
         <w:spacing w:after="0"/>
         <w:rPr>
-          <w:lang w:val="en-GB"/>
-        </w:rPr>
-      </w:pPr>
-    </w:p>
-    <w:p>
-      <w:pPr>
-        <w:spacing w:after="0"/>
-        <w:rPr>
-          <w:lang w:val="en-GB"/>
-        </w:rPr>
-      </w:pPr>
-      <w:r>
-        <w:rPr>
+          <w:rFonts w:ascii="Times New Roman" w:hAnsi="Times New Roman" w:cs="Times New Roman"/>
+          <w:lang w:val="en-GB"/>
+        </w:rPr>
+      </w:pPr>
+    </w:p>
+    <w:p>
+      <w:pPr>
+        <w:spacing w:after="0"/>
+        <w:rPr>
+          <w:rFonts w:ascii="Times New Roman" w:hAnsi="Times New Roman" w:cs="Times New Roman"/>
+          <w:lang w:val="en-GB"/>
+        </w:rPr>
+      </w:pPr>
+      <w:r>
+        <w:rPr>
+          <w:rFonts w:ascii="Times New Roman" w:hAnsi="Times New Roman" w:cs="Times New Roman"/>
           <w:lang w:val="en-GB"/>
         </w:rPr>
         <w:t xml:space="preserve">14. What prevents starvation in the ticket lock implementation?  </w:t>
@@ -1586,11 +1809,13 @@
       <w:pPr>
         <w:spacing w:after="0"/>
         <w:rPr>
-          <w:lang w:val="en-GB"/>
-        </w:rPr>
-      </w:pPr>
-      <w:r>
-        <w:rPr>
+          <w:rFonts w:ascii="Times New Roman" w:hAnsi="Times New Roman" w:cs="Times New Roman"/>
+          <w:lang w:val="en-GB"/>
+        </w:rPr>
+      </w:pPr>
+      <w:r>
+        <w:rPr>
+          <w:rFonts w:ascii="Times New Roman" w:hAnsi="Times New Roman" w:cs="Times New Roman"/>
           <w:lang w:val="en-GB"/>
         </w:rPr>
         <w:t xml:space="preserve">A) Random backoff  </w:t>
@@ -1600,11 +1825,13 @@
       <w:pPr>
         <w:spacing w:after="0"/>
         <w:rPr>
-          <w:lang w:val="en-GB"/>
-        </w:rPr>
-      </w:pPr>
-      <w:r>
-        <w:rPr>
+          <w:rFonts w:ascii="Times New Roman" w:hAnsi="Times New Roman" w:cs="Times New Roman"/>
+          <w:lang w:val="en-GB"/>
+        </w:rPr>
+      </w:pPr>
+      <w:r>
+        <w:rPr>
+          <w:rFonts w:ascii="Times New Roman" w:hAnsi="Times New Roman" w:cs="Times New Roman"/>
           <w:lang w:val="en-GB"/>
         </w:rPr>
         <w:t xml:space="preserve">B) FIFO queue based on ticket numbers  </w:t>
@@ -1614,11 +1841,13 @@
       <w:pPr>
         <w:spacing w:after="0"/>
         <w:rPr>
-          <w:lang w:val="en-GB"/>
-        </w:rPr>
-      </w:pPr>
-      <w:r>
-        <w:rPr>
+          <w:rFonts w:ascii="Times New Roman" w:hAnsi="Times New Roman" w:cs="Times New Roman"/>
+          <w:lang w:val="en-GB"/>
+        </w:rPr>
+      </w:pPr>
+      <w:r>
+        <w:rPr>
+          <w:rFonts w:ascii="Times New Roman" w:hAnsi="Times New Roman" w:cs="Times New Roman"/>
           <w:lang w:val="en-GB"/>
         </w:rPr>
         <w:t xml:space="preserve">C) Priority inheritance  </w:t>
@@ -1628,11 +1857,13 @@
       <w:pPr>
         <w:spacing w:after="0"/>
         <w:rPr>
-          <w:lang w:val="en-GB"/>
-        </w:rPr>
-      </w:pPr>
-      <w:r>
-        <w:rPr>
+          <w:rFonts w:ascii="Times New Roman" w:hAnsi="Times New Roman" w:cs="Times New Roman"/>
+          <w:lang w:val="en-GB"/>
+        </w:rPr>
+      </w:pPr>
+      <w:r>
+        <w:rPr>
+          <w:rFonts w:ascii="Times New Roman" w:hAnsi="Times New Roman" w:cs="Times New Roman"/>
           <w:lang w:val="en-GB"/>
         </w:rPr>
         <w:t xml:space="preserve">D) Timeout mechanisms  </w:t>
@@ -1642,11 +1873,13 @@
       <w:pPr>
         <w:spacing w:after="0"/>
         <w:rPr>
-          <w:lang w:val="en-GB"/>
-        </w:rPr>
-      </w:pPr>
-      <w:r>
-        <w:rPr>
+          <w:rFonts w:ascii="Times New Roman" w:hAnsi="Times New Roman" w:cs="Times New Roman"/>
+          <w:lang w:val="en-GB"/>
+        </w:rPr>
+      </w:pPr>
+      <w:r>
+        <w:rPr>
+          <w:rFonts w:ascii="Times New Roman" w:hAnsi="Times New Roman" w:cs="Times New Roman"/>
           <w:lang w:val="en-GB"/>
         </w:rPr>
         <w:t>Answer: B</w:t>
@@ -1656,31 +1889,36 @@
       <w:pPr>
         <w:spacing w:after="0"/>
         <w:rPr>
-          <w:lang w:val="en-GB"/>
-        </w:rPr>
-      </w:pPr>
-    </w:p>
-    <w:p>
-      <w:pPr>
-        <w:spacing w:after="0"/>
-        <w:rPr>
-          <w:lang w:val="en-GB"/>
-        </w:rPr>
-      </w:pPr>
-      <w:r>
-        <w:rPr>
+          <w:rFonts w:ascii="Times New Roman" w:hAnsi="Times New Roman" w:cs="Times New Roman"/>
+          <w:lang w:val="en-GB"/>
+        </w:rPr>
+      </w:pPr>
+    </w:p>
+    <w:p>
+      <w:pPr>
+        <w:spacing w:after="0"/>
+        <w:rPr>
+          <w:rFonts w:ascii="Times New Roman" w:hAnsi="Times New Roman" w:cs="Times New Roman"/>
+          <w:lang w:val="en-GB"/>
+        </w:rPr>
+      </w:pPr>
+      <w:r>
+        <w:rPr>
+          <w:rFonts w:ascii="Times New Roman" w:hAnsi="Times New Roman" w:cs="Times New Roman"/>
           <w:lang w:val="en-GB"/>
         </w:rPr>
         <w:t>1</w:t>
       </w:r>
       <w:r>
         <w:rPr>
+          <w:rFonts w:ascii="Times New Roman" w:hAnsi="Times New Roman" w:cs="Times New Roman"/>
           <w:lang w:val="en-GB"/>
         </w:rPr>
         <w:t>5</w:t>
       </w:r>
       <w:r>
         <w:rPr>
+          <w:rFonts w:ascii="Times New Roman" w:hAnsi="Times New Roman" w:cs="Times New Roman"/>
           <w:lang w:val="en-GB"/>
         </w:rPr>
         <w:t xml:space="preserve">. Why are spinlocks inefficient for long critical sections?  </w:t>
@@ -1690,11 +1928,13 @@
       <w:pPr>
         <w:spacing w:after="0"/>
         <w:rPr>
-          <w:lang w:val="en-GB"/>
-        </w:rPr>
-      </w:pPr>
-      <w:r>
-        <w:rPr>
+          <w:rFonts w:ascii="Times New Roman" w:hAnsi="Times New Roman" w:cs="Times New Roman"/>
+          <w:lang w:val="en-GB"/>
+        </w:rPr>
+      </w:pPr>
+      <w:r>
+        <w:rPr>
+          <w:rFonts w:ascii="Times New Roman" w:hAnsi="Times New Roman" w:cs="Times New Roman"/>
           <w:lang w:val="en-GB"/>
         </w:rPr>
         <w:t xml:space="preserve">A) They use kernel scheduling  </w:t>
@@ -1704,11 +1944,13 @@
       <w:pPr>
         <w:spacing w:after="0"/>
         <w:rPr>
-          <w:lang w:val="en-GB"/>
-        </w:rPr>
-      </w:pPr>
-      <w:r>
-        <w:rPr>
+          <w:rFonts w:ascii="Times New Roman" w:hAnsi="Times New Roman" w:cs="Times New Roman"/>
+          <w:lang w:val="en-GB"/>
+        </w:rPr>
+      </w:pPr>
+      <w:r>
+        <w:rPr>
+          <w:rFonts w:ascii="Times New Roman" w:hAnsi="Times New Roman" w:cs="Times New Roman"/>
           <w:lang w:val="en-GB"/>
         </w:rPr>
         <w:t xml:space="preserve">B) They cause busy waiting  </w:t>
@@ -1718,11 +1960,13 @@
       <w:pPr>
         <w:spacing w:after="0"/>
         <w:rPr>
-          <w:lang w:val="en-GB"/>
-        </w:rPr>
-      </w:pPr>
-      <w:r>
-        <w:rPr>
+          <w:rFonts w:ascii="Times New Roman" w:hAnsi="Times New Roman" w:cs="Times New Roman"/>
+          <w:lang w:val="en-GB"/>
+        </w:rPr>
+      </w:pPr>
+      <w:r>
+        <w:rPr>
+          <w:rFonts w:ascii="Times New Roman" w:hAnsi="Times New Roman" w:cs="Times New Roman"/>
           <w:lang w:val="en-GB"/>
         </w:rPr>
         <w:t xml:space="preserve">C) They disable interrupts  </w:t>
@@ -1732,11 +1976,13 @@
       <w:pPr>
         <w:spacing w:after="0"/>
         <w:rPr>
-          <w:lang w:val="en-GB"/>
-        </w:rPr>
-      </w:pPr>
-      <w:r>
-        <w:rPr>
+          <w:rFonts w:ascii="Times New Roman" w:hAnsi="Times New Roman" w:cs="Times New Roman"/>
+          <w:lang w:val="en-GB"/>
+        </w:rPr>
+      </w:pPr>
+      <w:r>
+        <w:rPr>
+          <w:rFonts w:ascii="Times New Roman" w:hAnsi="Times New Roman" w:cs="Times New Roman"/>
           <w:lang w:val="en-GB"/>
         </w:rPr>
         <w:t xml:space="preserve">D) They leak memory  </w:t>
@@ -1746,11 +1992,13 @@
       <w:pPr>
         <w:spacing w:after="0"/>
         <w:rPr>
-          <w:lang w:val="en-GB"/>
-        </w:rPr>
-      </w:pPr>
-      <w:r>
-        <w:rPr>
+          <w:rFonts w:ascii="Times New Roman" w:hAnsi="Times New Roman" w:cs="Times New Roman"/>
+          <w:lang w:val="en-GB"/>
+        </w:rPr>
+      </w:pPr>
+      <w:r>
+        <w:rPr>
+          <w:rFonts w:ascii="Times New Roman" w:hAnsi="Times New Roman" w:cs="Times New Roman"/>
           <w:lang w:val="en-GB"/>
         </w:rPr>
         <w:t>Answer: B</w:t>
@@ -1760,31 +2008,36 @@
       <w:pPr>
         <w:spacing w:after="0"/>
         <w:rPr>
-          <w:lang w:val="en-GB"/>
-        </w:rPr>
-      </w:pPr>
-    </w:p>
-    <w:p>
-      <w:pPr>
-        <w:spacing w:after="0"/>
-        <w:rPr>
-          <w:lang w:val="en-GB"/>
-        </w:rPr>
-      </w:pPr>
-      <w:r>
-        <w:rPr>
+          <w:rFonts w:ascii="Times New Roman" w:hAnsi="Times New Roman" w:cs="Times New Roman"/>
+          <w:lang w:val="en-GB"/>
+        </w:rPr>
+      </w:pPr>
+    </w:p>
+    <w:p>
+      <w:pPr>
+        <w:spacing w:after="0"/>
+        <w:rPr>
+          <w:rFonts w:ascii="Times New Roman" w:hAnsi="Times New Roman" w:cs="Times New Roman"/>
+          <w:lang w:val="en-GB"/>
+        </w:rPr>
+      </w:pPr>
+      <w:r>
+        <w:rPr>
+          <w:rFonts w:ascii="Times New Roman" w:hAnsi="Times New Roman" w:cs="Times New Roman"/>
           <w:lang w:val="en-GB"/>
         </w:rPr>
         <w:t>1</w:t>
       </w:r>
       <w:r>
         <w:rPr>
+          <w:rFonts w:ascii="Times New Roman" w:hAnsi="Times New Roman" w:cs="Times New Roman"/>
           <w:lang w:val="en-GB"/>
         </w:rPr>
         <w:t>6</w:t>
       </w:r>
       <w:r>
         <w:rPr>
+          <w:rFonts w:ascii="Times New Roman" w:hAnsi="Times New Roman" w:cs="Times New Roman"/>
           <w:lang w:val="en-GB"/>
         </w:rPr>
         <w:t xml:space="preserve">. In Mesa-style monitors, what happens after </w:t>
@@ -1792,6 +2045,7 @@
       <w:proofErr w:type="spellStart"/>
       <w:r>
         <w:rPr>
+          <w:rFonts w:ascii="Times New Roman" w:hAnsi="Times New Roman" w:cs="Times New Roman"/>
           <w:lang w:val="en-GB"/>
         </w:rPr>
         <w:t>pthread_cond_</w:t>
@@ -1799,6 +2053,7 @@
       <w:proofErr w:type="gramStart"/>
       <w:r>
         <w:rPr>
+          <w:rFonts w:ascii="Times New Roman" w:hAnsi="Times New Roman" w:cs="Times New Roman"/>
           <w:lang w:val="en-GB"/>
         </w:rPr>
         <w:t>signal</w:t>
@@ -1806,6 +2061,7 @@
       <w:proofErr w:type="spellEnd"/>
       <w:r>
         <w:rPr>
+          <w:rFonts w:ascii="Times New Roman" w:hAnsi="Times New Roman" w:cs="Times New Roman"/>
           <w:lang w:val="en-GB"/>
         </w:rPr>
         <w:t>(</w:t>
@@ -1813,6 +2069,7 @@
       <w:proofErr w:type="gramEnd"/>
       <w:r>
         <w:rPr>
+          <w:rFonts w:ascii="Times New Roman" w:hAnsi="Times New Roman" w:cs="Times New Roman"/>
           <w:lang w:val="en-GB"/>
         </w:rPr>
         <w:t xml:space="preserve">)?  </w:t>
@@ -1822,11 +2079,13 @@
       <w:pPr>
         <w:spacing w:after="0"/>
         <w:rPr>
-          <w:lang w:val="en-GB"/>
-        </w:rPr>
-      </w:pPr>
-      <w:r>
-        <w:rPr>
+          <w:rFonts w:ascii="Times New Roman" w:hAnsi="Times New Roman" w:cs="Times New Roman"/>
+          <w:lang w:val="en-GB"/>
+        </w:rPr>
+      </w:pPr>
+      <w:r>
+        <w:rPr>
+          <w:rFonts w:ascii="Times New Roman" w:hAnsi="Times New Roman" w:cs="Times New Roman"/>
           <w:lang w:val="en-GB"/>
         </w:rPr>
         <w:t xml:space="preserve">A) </w:t>
@@ -1834,6 +2093,7 @@
       <w:proofErr w:type="spellStart"/>
       <w:r>
         <w:rPr>
+          <w:rFonts w:ascii="Times New Roman" w:hAnsi="Times New Roman" w:cs="Times New Roman"/>
           <w:lang w:val="en-GB"/>
         </w:rPr>
         <w:t>Signaled</w:t>
@@ -1841,6 +2101,7 @@
       <w:proofErr w:type="spellEnd"/>
       <w:r>
         <w:rPr>
+          <w:rFonts w:ascii="Times New Roman" w:hAnsi="Times New Roman" w:cs="Times New Roman"/>
           <w:lang w:val="en-GB"/>
         </w:rPr>
         <w:t xml:space="preserve"> thread immediately </w:t>
@@ -1848,6 +2109,7 @@
       <w:proofErr w:type="spellStart"/>
       <w:r>
         <w:rPr>
+          <w:rFonts w:ascii="Times New Roman" w:hAnsi="Times New Roman" w:cs="Times New Roman"/>
           <w:lang w:val="en-GB"/>
         </w:rPr>
         <w:t>preempts</w:t>
@@ -1855,6 +2117,7 @@
       <w:proofErr w:type="spellEnd"/>
       <w:r>
         <w:rPr>
+          <w:rFonts w:ascii="Times New Roman" w:hAnsi="Times New Roman" w:cs="Times New Roman"/>
           <w:lang w:val="en-GB"/>
         </w:rPr>
         <w:t xml:space="preserve"> others  </w:t>
@@ -1864,11 +2127,13 @@
       <w:pPr>
         <w:spacing w:after="0"/>
         <w:rPr>
-          <w:lang w:val="en-GB"/>
-        </w:rPr>
-      </w:pPr>
-      <w:r>
-        <w:rPr>
+          <w:rFonts w:ascii="Times New Roman" w:hAnsi="Times New Roman" w:cs="Times New Roman"/>
+          <w:lang w:val="en-GB"/>
+        </w:rPr>
+      </w:pPr>
+      <w:r>
+        <w:rPr>
+          <w:rFonts w:ascii="Times New Roman" w:hAnsi="Times New Roman" w:cs="Times New Roman"/>
           <w:lang w:val="en-GB"/>
         </w:rPr>
         <w:t xml:space="preserve">B) </w:t>
@@ -1876,6 +2141,7 @@
       <w:proofErr w:type="spellStart"/>
       <w:r>
         <w:rPr>
+          <w:rFonts w:ascii="Times New Roman" w:hAnsi="Times New Roman" w:cs="Times New Roman"/>
           <w:lang w:val="en-GB"/>
         </w:rPr>
         <w:t>Signaled</w:t>
@@ -1883,6 +2149,7 @@
       <w:proofErr w:type="spellEnd"/>
       <w:r>
         <w:rPr>
+          <w:rFonts w:ascii="Times New Roman" w:hAnsi="Times New Roman" w:cs="Times New Roman"/>
           <w:lang w:val="en-GB"/>
         </w:rPr>
         <w:t xml:space="preserve"> thread joins a ready queue  </w:t>
@@ -1892,11 +2159,13 @@
       <w:pPr>
         <w:spacing w:after="0"/>
         <w:rPr>
-          <w:lang w:val="en-GB"/>
-        </w:rPr>
-      </w:pPr>
-      <w:r>
-        <w:rPr>
+          <w:rFonts w:ascii="Times New Roman" w:hAnsi="Times New Roman" w:cs="Times New Roman"/>
+          <w:lang w:val="en-GB"/>
+        </w:rPr>
+      </w:pPr>
+      <w:r>
+        <w:rPr>
+          <w:rFonts w:ascii="Times New Roman" w:hAnsi="Times New Roman" w:cs="Times New Roman"/>
           <w:lang w:val="en-GB"/>
         </w:rPr>
         <w:t xml:space="preserve">C) All condition variables reset  </w:t>
@@ -1906,11 +2175,13 @@
       <w:pPr>
         <w:spacing w:after="0"/>
         <w:rPr>
-          <w:lang w:val="en-GB"/>
-        </w:rPr>
-      </w:pPr>
-      <w:r>
-        <w:rPr>
+          <w:rFonts w:ascii="Times New Roman" w:hAnsi="Times New Roman" w:cs="Times New Roman"/>
+          <w:lang w:val="en-GB"/>
+        </w:rPr>
+      </w:pPr>
+      <w:r>
+        <w:rPr>
+          <w:rFonts w:ascii="Times New Roman" w:hAnsi="Times New Roman" w:cs="Times New Roman"/>
           <w:lang w:val="en-GB"/>
         </w:rPr>
         <w:t xml:space="preserve">D) Mutex automatically unlocks  </w:t>
@@ -1920,11 +2191,13 @@
       <w:pPr>
         <w:spacing w:after="0"/>
         <w:rPr>
-          <w:lang w:val="en-GB"/>
-        </w:rPr>
-      </w:pPr>
-      <w:r>
-        <w:rPr>
+          <w:rFonts w:ascii="Times New Roman" w:hAnsi="Times New Roman" w:cs="Times New Roman"/>
+          <w:lang w:val="en-GB"/>
+        </w:rPr>
+      </w:pPr>
+      <w:r>
+        <w:rPr>
+          <w:rFonts w:ascii="Times New Roman" w:hAnsi="Times New Roman" w:cs="Times New Roman"/>
           <w:lang w:val="en-GB"/>
         </w:rPr>
         <w:t>Answer: B</w:t>
@@ -1934,31 +2207,36 @@
       <w:pPr>
         <w:spacing w:after="0"/>
         <w:rPr>
-          <w:lang w:val="en-GB"/>
-        </w:rPr>
-      </w:pPr>
-    </w:p>
-    <w:p>
-      <w:pPr>
-        <w:spacing w:after="0"/>
-        <w:rPr>
-          <w:lang w:val="en-GB"/>
-        </w:rPr>
-      </w:pPr>
-      <w:r>
-        <w:rPr>
+          <w:rFonts w:ascii="Times New Roman" w:hAnsi="Times New Roman" w:cs="Times New Roman"/>
+          <w:lang w:val="en-GB"/>
+        </w:rPr>
+      </w:pPr>
+    </w:p>
+    <w:p>
+      <w:pPr>
+        <w:spacing w:after="0"/>
+        <w:rPr>
+          <w:rFonts w:ascii="Times New Roman" w:hAnsi="Times New Roman" w:cs="Times New Roman"/>
+          <w:lang w:val="en-GB"/>
+        </w:rPr>
+      </w:pPr>
+      <w:r>
+        <w:rPr>
+          <w:rFonts w:ascii="Times New Roman" w:hAnsi="Times New Roman" w:cs="Times New Roman"/>
           <w:lang w:val="en-GB"/>
         </w:rPr>
         <w:t>1</w:t>
       </w:r>
       <w:r>
         <w:rPr>
+          <w:rFonts w:ascii="Times New Roman" w:hAnsi="Times New Roman" w:cs="Times New Roman"/>
           <w:lang w:val="en-GB"/>
         </w:rPr>
         <w:t>7</w:t>
       </w:r>
       <w:r>
         <w:rPr>
+          <w:rFonts w:ascii="Times New Roman" w:hAnsi="Times New Roman" w:cs="Times New Roman"/>
           <w:lang w:val="en-GB"/>
         </w:rPr>
         <w:t xml:space="preserve">. Which POSIX function initializes a mutex with default attributes?  </w:t>
@@ -1968,11 +2246,13 @@
       <w:pPr>
         <w:spacing w:after="0"/>
         <w:rPr>
-          <w:lang w:val="en-GB"/>
-        </w:rPr>
-      </w:pPr>
-      <w:r>
-        <w:rPr>
+          <w:rFonts w:ascii="Times New Roman" w:hAnsi="Times New Roman" w:cs="Times New Roman"/>
+          <w:lang w:val="en-GB"/>
+        </w:rPr>
+      </w:pPr>
+      <w:r>
+        <w:rPr>
+          <w:rFonts w:ascii="Times New Roman" w:hAnsi="Times New Roman" w:cs="Times New Roman"/>
           <w:lang w:val="en-GB"/>
         </w:rPr>
         <w:t xml:space="preserve">A) </w:t>
@@ -1980,6 +2260,7 @@
       <w:proofErr w:type="spellStart"/>
       <w:r>
         <w:rPr>
+          <w:rFonts w:ascii="Times New Roman" w:hAnsi="Times New Roman" w:cs="Times New Roman"/>
           <w:lang w:val="en-GB"/>
         </w:rPr>
         <w:t>pthread_mutex_</w:t>
@@ -1987,6 +2268,7 @@
       <w:proofErr w:type="gramStart"/>
       <w:r>
         <w:rPr>
+          <w:rFonts w:ascii="Times New Roman" w:hAnsi="Times New Roman" w:cs="Times New Roman"/>
           <w:lang w:val="en-GB"/>
         </w:rPr>
         <w:t>create</w:t>
@@ -1994,6 +2276,7 @@
       <w:proofErr w:type="spellEnd"/>
       <w:r>
         <w:rPr>
+          <w:rFonts w:ascii="Times New Roman" w:hAnsi="Times New Roman" w:cs="Times New Roman"/>
           <w:lang w:val="en-GB"/>
         </w:rPr>
         <w:t>(</w:t>
@@ -2001,6 +2284,7 @@
       <w:proofErr w:type="gramEnd"/>
       <w:r>
         <w:rPr>
+          <w:rFonts w:ascii="Times New Roman" w:hAnsi="Times New Roman" w:cs="Times New Roman"/>
           <w:lang w:val="en-GB"/>
         </w:rPr>
         <w:t xml:space="preserve">)  </w:t>
@@ -2010,11 +2294,13 @@
       <w:pPr>
         <w:spacing w:after="0"/>
         <w:rPr>
-          <w:lang w:val="en-GB"/>
-        </w:rPr>
-      </w:pPr>
-      <w:r>
-        <w:rPr>
+          <w:rFonts w:ascii="Times New Roman" w:hAnsi="Times New Roman" w:cs="Times New Roman"/>
+          <w:lang w:val="en-GB"/>
+        </w:rPr>
+      </w:pPr>
+      <w:r>
+        <w:rPr>
+          <w:rFonts w:ascii="Times New Roman" w:hAnsi="Times New Roman" w:cs="Times New Roman"/>
           <w:lang w:val="en-GB"/>
         </w:rPr>
         <w:t xml:space="preserve">B) PTHREAD_MUTEX_INITIALIZER  </w:t>
@@ -2024,11 +2310,13 @@
       <w:pPr>
         <w:spacing w:after="0"/>
         <w:rPr>
-          <w:lang w:val="en-GB"/>
-        </w:rPr>
-      </w:pPr>
-      <w:r>
-        <w:rPr>
+          <w:rFonts w:ascii="Times New Roman" w:hAnsi="Times New Roman" w:cs="Times New Roman"/>
+          <w:lang w:val="en-GB"/>
+        </w:rPr>
+      </w:pPr>
+      <w:r>
+        <w:rPr>
+          <w:rFonts w:ascii="Times New Roman" w:hAnsi="Times New Roman" w:cs="Times New Roman"/>
           <w:lang w:val="en-GB"/>
         </w:rPr>
         <w:t xml:space="preserve">C) </w:t>
@@ -2036,6 +2324,7 @@
       <w:proofErr w:type="spellStart"/>
       <w:r>
         <w:rPr>
+          <w:rFonts w:ascii="Times New Roman" w:hAnsi="Times New Roman" w:cs="Times New Roman"/>
           <w:lang w:val="en-GB"/>
         </w:rPr>
         <w:t>pthread_lock_</w:t>
@@ -2043,6 +2332,7 @@
       <w:proofErr w:type="gramStart"/>
       <w:r>
         <w:rPr>
+          <w:rFonts w:ascii="Times New Roman" w:hAnsi="Times New Roman" w:cs="Times New Roman"/>
           <w:lang w:val="en-GB"/>
         </w:rPr>
         <w:t>init</w:t>
@@ -2050,6 +2340,7 @@
       <w:proofErr w:type="spellEnd"/>
       <w:r>
         <w:rPr>
+          <w:rFonts w:ascii="Times New Roman" w:hAnsi="Times New Roman" w:cs="Times New Roman"/>
           <w:lang w:val="en-GB"/>
         </w:rPr>
         <w:t>(</w:t>
@@ -2057,6 +2348,7 @@
       <w:proofErr w:type="gramEnd"/>
       <w:r>
         <w:rPr>
+          <w:rFonts w:ascii="Times New Roman" w:hAnsi="Times New Roman" w:cs="Times New Roman"/>
           <w:lang w:val="en-GB"/>
         </w:rPr>
         <w:t xml:space="preserve">)  </w:t>
@@ -2066,11 +2358,13 @@
       <w:pPr>
         <w:spacing w:after="0"/>
         <w:rPr>
-          <w:lang w:val="en-GB"/>
-        </w:rPr>
-      </w:pPr>
-      <w:r>
-        <w:rPr>
+          <w:rFonts w:ascii="Times New Roman" w:hAnsi="Times New Roman" w:cs="Times New Roman"/>
+          <w:lang w:val="en-GB"/>
+        </w:rPr>
+      </w:pPr>
+      <w:r>
+        <w:rPr>
+          <w:rFonts w:ascii="Times New Roman" w:hAnsi="Times New Roman" w:cs="Times New Roman"/>
           <w:lang w:val="en-GB"/>
         </w:rPr>
         <w:t xml:space="preserve">D) </w:t>
@@ -2078,6 +2372,7 @@
       <w:proofErr w:type="spellStart"/>
       <w:r>
         <w:rPr>
+          <w:rFonts w:ascii="Times New Roman" w:hAnsi="Times New Roman" w:cs="Times New Roman"/>
           <w:lang w:val="en-GB"/>
         </w:rPr>
         <w:t>sem_</w:t>
@@ -2085,6 +2380,7 @@
       <w:proofErr w:type="gramStart"/>
       <w:r>
         <w:rPr>
+          <w:rFonts w:ascii="Times New Roman" w:hAnsi="Times New Roman" w:cs="Times New Roman"/>
           <w:lang w:val="en-GB"/>
         </w:rPr>
         <w:t>init</w:t>
@@ -2092,6 +2388,7 @@
       <w:proofErr w:type="spellEnd"/>
       <w:r>
         <w:rPr>
+          <w:rFonts w:ascii="Times New Roman" w:hAnsi="Times New Roman" w:cs="Times New Roman"/>
           <w:lang w:val="en-GB"/>
         </w:rPr>
         <w:t>(</w:t>
@@ -2099,6 +2396,7 @@
       <w:proofErr w:type="gramEnd"/>
       <w:r>
         <w:rPr>
+          <w:rFonts w:ascii="Times New Roman" w:hAnsi="Times New Roman" w:cs="Times New Roman"/>
           <w:lang w:val="en-GB"/>
         </w:rPr>
         <w:t xml:space="preserve">)  </w:t>
@@ -2108,11 +2406,13 @@
       <w:pPr>
         <w:spacing w:after="0"/>
         <w:rPr>
-          <w:lang w:val="en-GB"/>
-        </w:rPr>
-      </w:pPr>
-      <w:r>
-        <w:rPr>
+          <w:rFonts w:ascii="Times New Roman" w:hAnsi="Times New Roman" w:cs="Times New Roman"/>
+          <w:lang w:val="en-GB"/>
+        </w:rPr>
+      </w:pPr>
+      <w:r>
+        <w:rPr>
+          <w:rFonts w:ascii="Times New Roman" w:hAnsi="Times New Roman" w:cs="Times New Roman"/>
           <w:lang w:val="en-GB"/>
         </w:rPr>
         <w:t>Answer: B</w:t>
@@ -2122,32 +2422,36 @@
       <w:pPr>
         <w:spacing w:after="0"/>
         <w:rPr>
-          <w:lang w:val="en-GB"/>
-        </w:rPr>
-      </w:pPr>
-    </w:p>
-    <w:p>
-      <w:pPr>
-        <w:spacing w:after="0"/>
-        <w:rPr>
-          <w:lang w:val="en-GB"/>
-        </w:rPr>
-      </w:pPr>
-      <w:r>
-        <w:rPr>
-          <w:lang w:val="en-GB"/>
-        </w:rPr>
-        <w:lastRenderedPageBreak/>
+          <w:rFonts w:ascii="Times New Roman" w:hAnsi="Times New Roman" w:cs="Times New Roman"/>
+          <w:lang w:val="en-GB"/>
+        </w:rPr>
+      </w:pPr>
+    </w:p>
+    <w:p>
+      <w:pPr>
+        <w:spacing w:after="0"/>
+        <w:rPr>
+          <w:rFonts w:ascii="Times New Roman" w:hAnsi="Times New Roman" w:cs="Times New Roman"/>
+          <w:lang w:val="en-GB"/>
+        </w:rPr>
+      </w:pPr>
+      <w:r>
+        <w:rPr>
+          <w:rFonts w:ascii="Times New Roman" w:hAnsi="Times New Roman" w:cs="Times New Roman"/>
+          <w:lang w:val="en-GB"/>
+        </w:rPr>
         <w:t>1</w:t>
       </w:r>
       <w:r>
         <w:rPr>
+          <w:rFonts w:ascii="Times New Roman" w:hAnsi="Times New Roman" w:cs="Times New Roman"/>
           <w:lang w:val="en-GB"/>
         </w:rPr>
         <w:t>8</w:t>
       </w:r>
       <w:r>
         <w:rPr>
+          <w:rFonts w:ascii="Times New Roman" w:hAnsi="Times New Roman" w:cs="Times New Roman"/>
           <w:lang w:val="en-GB"/>
         </w:rPr>
         <w:t xml:space="preserve">. What problem does a "room semaphore" solve in Dining Philosophers?  </w:t>
@@ -2157,11 +2461,13 @@
       <w:pPr>
         <w:spacing w:after="0"/>
         <w:rPr>
-          <w:lang w:val="en-GB"/>
-        </w:rPr>
-      </w:pPr>
-      <w:r>
-        <w:rPr>
+          <w:rFonts w:ascii="Times New Roman" w:hAnsi="Times New Roman" w:cs="Times New Roman"/>
+          <w:lang w:val="en-GB"/>
+        </w:rPr>
+      </w:pPr>
+      <w:r>
+        <w:rPr>
+          <w:rFonts w:ascii="Times New Roman" w:hAnsi="Times New Roman" w:cs="Times New Roman"/>
           <w:lang w:val="en-GB"/>
         </w:rPr>
         <w:t xml:space="preserve">A) Limits concurrent philosophers  </w:t>
@@ -2171,11 +2477,13 @@
       <w:pPr>
         <w:spacing w:after="0"/>
         <w:rPr>
-          <w:lang w:val="en-GB"/>
-        </w:rPr>
-      </w:pPr>
-      <w:r>
-        <w:rPr>
+          <w:rFonts w:ascii="Times New Roman" w:hAnsi="Times New Roman" w:cs="Times New Roman"/>
+          <w:lang w:val="en-GB"/>
+        </w:rPr>
+      </w:pPr>
+      <w:r>
+        <w:rPr>
+          <w:rFonts w:ascii="Times New Roman" w:hAnsi="Times New Roman" w:cs="Times New Roman"/>
           <w:lang w:val="en-GB"/>
         </w:rPr>
         <w:t xml:space="preserve">B) Enforces fork cleaning  </w:t>
@@ -2185,11 +2493,13 @@
       <w:pPr>
         <w:spacing w:after="0"/>
         <w:rPr>
-          <w:lang w:val="en-GB"/>
-        </w:rPr>
-      </w:pPr>
-      <w:r>
-        <w:rPr>
+          <w:rFonts w:ascii="Times New Roman" w:hAnsi="Times New Roman" w:cs="Times New Roman"/>
+          <w:lang w:val="en-GB"/>
+        </w:rPr>
+      </w:pPr>
+      <w:r>
+        <w:rPr>
+          <w:rFonts w:ascii="Times New Roman" w:hAnsi="Times New Roman" w:cs="Times New Roman"/>
           <w:lang w:val="en-GB"/>
         </w:rPr>
         <w:t xml:space="preserve">C) Randomizes eating order  </w:t>
@@ -2199,11 +2509,13 @@
       <w:pPr>
         <w:spacing w:after="0"/>
         <w:rPr>
-          <w:lang w:val="en-GB"/>
-        </w:rPr>
-      </w:pPr>
-      <w:r>
-        <w:rPr>
+          <w:rFonts w:ascii="Times New Roman" w:hAnsi="Times New Roman" w:cs="Times New Roman"/>
+          <w:lang w:val="en-GB"/>
+        </w:rPr>
+      </w:pPr>
+      <w:r>
+        <w:rPr>
+          <w:rFonts w:ascii="Times New Roman" w:hAnsi="Times New Roman" w:cs="Times New Roman"/>
           <w:lang w:val="en-GB"/>
         </w:rPr>
         <w:t xml:space="preserve">D) Increases table size  </w:t>
@@ -2213,11 +2525,13 @@
       <w:pPr>
         <w:spacing w:after="0"/>
         <w:rPr>
-          <w:lang w:val="en-GB"/>
-        </w:rPr>
-      </w:pPr>
-      <w:r>
-        <w:rPr>
+          <w:rFonts w:ascii="Times New Roman" w:hAnsi="Times New Roman" w:cs="Times New Roman"/>
+          <w:lang w:val="en-GB"/>
+        </w:rPr>
+      </w:pPr>
+      <w:r>
+        <w:rPr>
+          <w:rFonts w:ascii="Times New Roman" w:hAnsi="Times New Roman" w:cs="Times New Roman"/>
           <w:lang w:val="en-GB"/>
         </w:rPr>
         <w:t>Answer: A</w:t>
@@ -2227,25 +2541,29 @@
       <w:pPr>
         <w:spacing w:after="0"/>
         <w:rPr>
-          <w:lang w:val="en-GB"/>
-        </w:rPr>
-      </w:pPr>
-    </w:p>
-    <w:p>
-      <w:pPr>
-        <w:spacing w:after="0"/>
-        <w:rPr>
-          <w:lang w:val="en-GB"/>
-        </w:rPr>
-      </w:pPr>
-      <w:r>
-        <w:rPr>
+          <w:rFonts w:ascii="Times New Roman" w:hAnsi="Times New Roman" w:cs="Times New Roman"/>
+          <w:lang w:val="en-GB"/>
+        </w:rPr>
+      </w:pPr>
+    </w:p>
+    <w:p>
+      <w:pPr>
+        <w:spacing w:after="0"/>
+        <w:rPr>
+          <w:rFonts w:ascii="Times New Roman" w:hAnsi="Times New Roman" w:cs="Times New Roman"/>
+          <w:lang w:val="en-GB"/>
+        </w:rPr>
+      </w:pPr>
+      <w:r>
+        <w:rPr>
+          <w:rFonts w:ascii="Times New Roman" w:hAnsi="Times New Roman" w:cs="Times New Roman"/>
           <w:lang w:val="en-GB"/>
         </w:rPr>
         <w:t>19</w:t>
       </w:r>
       <w:r>
         <w:rPr>
+          <w:rFonts w:ascii="Times New Roman" w:hAnsi="Times New Roman" w:cs="Times New Roman"/>
           <w:lang w:val="en-GB"/>
         </w:rPr>
         <w:t xml:space="preserve">. Which synchronization method maintains state between signals?  </w:t>
@@ -2255,11 +2573,13 @@
       <w:pPr>
         <w:spacing w:after="0"/>
         <w:rPr>
-          <w:lang w:val="en-GB"/>
-        </w:rPr>
-      </w:pPr>
-      <w:r>
-        <w:rPr>
+          <w:rFonts w:ascii="Times New Roman" w:hAnsi="Times New Roman" w:cs="Times New Roman"/>
+          <w:lang w:val="en-GB"/>
+        </w:rPr>
+      </w:pPr>
+      <w:r>
+        <w:rPr>
+          <w:rFonts w:ascii="Times New Roman" w:hAnsi="Times New Roman" w:cs="Times New Roman"/>
           <w:lang w:val="en-GB"/>
         </w:rPr>
         <w:t xml:space="preserve">A) Condition variables  </w:t>
@@ -2269,11 +2589,13 @@
       <w:pPr>
         <w:spacing w:after="0"/>
         <w:rPr>
-          <w:lang w:val="en-GB"/>
-        </w:rPr>
-      </w:pPr>
-      <w:r>
-        <w:rPr>
+          <w:rFonts w:ascii="Times New Roman" w:hAnsi="Times New Roman" w:cs="Times New Roman"/>
+          <w:lang w:val="en-GB"/>
+        </w:rPr>
+      </w:pPr>
+      <w:r>
+        <w:rPr>
+          <w:rFonts w:ascii="Times New Roman" w:hAnsi="Times New Roman" w:cs="Times New Roman"/>
           <w:lang w:val="en-GB"/>
         </w:rPr>
         <w:t xml:space="preserve">B) Semaphores  </w:t>
@@ -2283,11 +2605,13 @@
       <w:pPr>
         <w:spacing w:after="0"/>
         <w:rPr>
-          <w:lang w:val="en-GB"/>
-        </w:rPr>
-      </w:pPr>
-      <w:r>
-        <w:rPr>
+          <w:rFonts w:ascii="Times New Roman" w:hAnsi="Times New Roman" w:cs="Times New Roman"/>
+          <w:lang w:val="en-GB"/>
+        </w:rPr>
+      </w:pPr>
+      <w:r>
+        <w:rPr>
+          <w:rFonts w:ascii="Times New Roman" w:hAnsi="Times New Roman" w:cs="Times New Roman"/>
           <w:lang w:val="en-GB"/>
         </w:rPr>
         <w:t xml:space="preserve">C) Spinlocks  </w:t>
@@ -2297,11 +2621,13 @@
       <w:pPr>
         <w:spacing w:after="0"/>
         <w:rPr>
-          <w:lang w:val="en-GB"/>
-        </w:rPr>
-      </w:pPr>
-      <w:r>
-        <w:rPr>
+          <w:rFonts w:ascii="Times New Roman" w:hAnsi="Times New Roman" w:cs="Times New Roman"/>
+          <w:lang w:val="en-GB"/>
+        </w:rPr>
+      </w:pPr>
+      <w:r>
+        <w:rPr>
+          <w:rFonts w:ascii="Times New Roman" w:hAnsi="Times New Roman" w:cs="Times New Roman"/>
           <w:lang w:val="en-GB"/>
         </w:rPr>
         <w:t xml:space="preserve">D) Mutexes  </w:t>
@@ -2311,11 +2637,13 @@
       <w:pPr>
         <w:spacing w:after="0"/>
         <w:rPr>
-          <w:lang w:val="en-GB"/>
-        </w:rPr>
-      </w:pPr>
-      <w:r>
-        <w:rPr>
+          <w:rFonts w:ascii="Times New Roman" w:hAnsi="Times New Roman" w:cs="Times New Roman"/>
+          <w:lang w:val="en-GB"/>
+        </w:rPr>
+      </w:pPr>
+      <w:r>
+        <w:rPr>
+          <w:rFonts w:ascii="Times New Roman" w:hAnsi="Times New Roman" w:cs="Times New Roman"/>
           <w:lang w:val="en-GB"/>
         </w:rPr>
         <w:t>Answer: B</w:t>
@@ -2325,157 +2653,116 @@
       <w:pPr>
         <w:spacing w:after="0"/>
         <w:rPr>
-          <w:lang w:val="en-GB"/>
-        </w:rPr>
-      </w:pPr>
-    </w:p>
-    <w:p>
-      <w:pPr>
-        <w:spacing w:after="0"/>
-        <w:rPr>
-          <w:lang w:val="en-GB"/>
-        </w:rPr>
-      </w:pPr>
-      <w:r>
-        <w:rPr>
-          <w:rFonts w:hint="eastAsia"/>
+          <w:rFonts w:ascii="Times New Roman" w:hAnsi="Times New Roman" w:cs="Times New Roman"/>
+          <w:lang w:val="en-GB"/>
+        </w:rPr>
+      </w:pPr>
+    </w:p>
+    <w:p>
+      <w:pPr>
+        <w:spacing w:after="0"/>
+        <w:rPr>
+          <w:rFonts w:ascii="Times New Roman" w:hAnsi="Times New Roman" w:cs="Times New Roman"/>
+          <w:lang w:val="en-GB"/>
+        </w:rPr>
+      </w:pPr>
+      <w:r>
+        <w:rPr>
+          <w:rFonts w:ascii="Times New Roman" w:hAnsi="Times New Roman" w:cs="Times New Roman"/>
           <w:lang w:val="en-GB"/>
         </w:rPr>
         <w:t>2</w:t>
       </w:r>
       <w:r>
         <w:rPr>
+          <w:rFonts w:ascii="Times New Roman" w:hAnsi="Times New Roman" w:cs="Times New Roman"/>
           <w:lang w:val="en-GB"/>
         </w:rPr>
         <w:t>0</w:t>
       </w:r>
       <w:r>
         <w:rPr>
-          <w:rFonts w:hint="eastAsia"/>
-          <w:lang w:val="en-GB"/>
-        </w:rPr>
-        <w:t>.</w:t>
-      </w:r>
-      <w:r>
-        <w:rPr>
-          <w:lang w:val="en-GB"/>
-        </w:rPr>
-        <w:t xml:space="preserve"> A counting semaphore initialized to N allows:</w:t>
-      </w:r>
-    </w:p>
-    <w:p>
-      <w:pPr>
-        <w:spacing w:after="0"/>
-        <w:rPr>
-          <w:lang w:val="en-GB"/>
-        </w:rPr>
-      </w:pPr>
-      <w:r>
-        <w:rPr>
-          <w:lang w:val="en-GB"/>
-        </w:rPr>
-        <w:t>A</w:t>
-      </w:r>
-      <w:r>
-        <w:rPr>
-          <w:lang w:val="en-GB"/>
-        </w:rPr>
-        <w:t>)</w:t>
-      </w:r>
-      <w:r>
-        <w:rPr>
-          <w:lang w:val="en-GB"/>
-        </w:rPr>
-        <w:t xml:space="preserve"> Only one thread to access a resource</w:t>
-      </w:r>
-    </w:p>
-    <w:p>
-      <w:pPr>
-        <w:spacing w:after="0"/>
-        <w:rPr>
-          <w:lang w:val="en-GB"/>
-        </w:rPr>
-      </w:pPr>
-      <w:r>
-        <w:rPr>
-          <w:lang w:val="en-GB"/>
-        </w:rPr>
-        <w:t>B</w:t>
-      </w:r>
-      <w:r>
-        <w:rPr>
-          <w:lang w:val="en-GB"/>
-        </w:rPr>
-        <w:t>)</w:t>
-      </w:r>
-      <w:r>
-        <w:rPr>
-          <w:lang w:val="en-GB"/>
-        </w:rPr>
-        <w:t xml:space="preserve"> Up to N threads to access a resource simultaneously</w:t>
-      </w:r>
-    </w:p>
-    <w:p>
-      <w:pPr>
-        <w:spacing w:after="0"/>
-        <w:rPr>
-          <w:lang w:val="en-GB"/>
-        </w:rPr>
-      </w:pPr>
-      <w:r>
-        <w:rPr>
-          <w:lang w:val="en-GB"/>
-        </w:rPr>
-        <w:t>C</w:t>
-      </w:r>
-      <w:r>
-        <w:rPr>
-          <w:lang w:val="en-GB"/>
-        </w:rPr>
-        <w:t>)</w:t>
-      </w:r>
-      <w:r>
-        <w:rPr>
-          <w:lang w:val="en-GB"/>
-        </w:rPr>
-        <w:t xml:space="preserve"> Threads to bypass mutex locks</w:t>
-      </w:r>
-    </w:p>
-    <w:p>
-      <w:pPr>
-        <w:spacing w:after="0"/>
-        <w:rPr>
-          <w:lang w:val="en-GB"/>
-        </w:rPr>
-      </w:pPr>
-      <w:r>
-        <w:rPr>
-          <w:lang w:val="en-GB"/>
-        </w:rPr>
-        <w:t>D</w:t>
-      </w:r>
-      <w:r>
-        <w:rPr>
-          <w:lang w:val="en-GB"/>
-        </w:rPr>
-        <w:t>)</w:t>
-      </w:r>
-      <w:r>
-        <w:rPr>
-          <w:lang w:val="en-GB"/>
-        </w:rPr>
-        <w:t xml:space="preserve"> Priority inversion to occur</w:t>
-      </w:r>
-    </w:p>
-    <w:p>
-      <w:pPr>
-        <w:spacing w:after="0"/>
-        <w:rPr>
-          <w:lang w:val="en-GB"/>
-        </w:rPr>
-      </w:pPr>
-      <w:r>
-        <w:rPr>
+          <w:rFonts w:ascii="Times New Roman" w:hAnsi="Times New Roman" w:cs="Times New Roman"/>
+          <w:lang w:val="en-GB"/>
+        </w:rPr>
+        <w:t>. A counting semaphore initialized to N allows:</w:t>
+      </w:r>
+    </w:p>
+    <w:p>
+      <w:pPr>
+        <w:spacing w:after="0"/>
+        <w:rPr>
+          <w:rFonts w:ascii="Times New Roman" w:hAnsi="Times New Roman" w:cs="Times New Roman"/>
+          <w:lang w:val="en-GB"/>
+        </w:rPr>
+      </w:pPr>
+      <w:r>
+        <w:rPr>
+          <w:rFonts w:ascii="Times New Roman" w:hAnsi="Times New Roman" w:cs="Times New Roman"/>
+          <w:lang w:val="en-GB"/>
+        </w:rPr>
+        <w:t>A) Only one thread to access a resource</w:t>
+      </w:r>
+    </w:p>
+    <w:p>
+      <w:pPr>
+        <w:spacing w:after="0"/>
+        <w:rPr>
+          <w:rFonts w:ascii="Times New Roman" w:hAnsi="Times New Roman" w:cs="Times New Roman"/>
+          <w:lang w:val="en-GB"/>
+        </w:rPr>
+      </w:pPr>
+      <w:r>
+        <w:rPr>
+          <w:rFonts w:ascii="Times New Roman" w:hAnsi="Times New Roman" w:cs="Times New Roman"/>
+          <w:lang w:val="en-GB"/>
+        </w:rPr>
+        <w:t>B) Up to N threads to access a resource simultaneously</w:t>
+      </w:r>
+    </w:p>
+    <w:p>
+      <w:pPr>
+        <w:spacing w:after="0"/>
+        <w:rPr>
+          <w:rFonts w:ascii="Times New Roman" w:hAnsi="Times New Roman" w:cs="Times New Roman"/>
+          <w:lang w:val="en-GB"/>
+        </w:rPr>
+      </w:pPr>
+      <w:r>
+        <w:rPr>
+          <w:rFonts w:ascii="Times New Roman" w:hAnsi="Times New Roman" w:cs="Times New Roman"/>
+          <w:lang w:val="en-GB"/>
+        </w:rPr>
+        <w:t>C) Threads to bypass mutex locks</w:t>
+      </w:r>
+    </w:p>
+    <w:p>
+      <w:pPr>
+        <w:spacing w:after="0"/>
+        <w:rPr>
+          <w:rFonts w:ascii="Times New Roman" w:hAnsi="Times New Roman" w:cs="Times New Roman"/>
+          <w:lang w:val="en-GB"/>
+        </w:rPr>
+      </w:pPr>
+      <w:r>
+        <w:rPr>
+          <w:rFonts w:ascii="Times New Roman" w:hAnsi="Times New Roman" w:cs="Times New Roman"/>
+          <w:lang w:val="en-GB"/>
+        </w:rPr>
+        <w:t>D) Priority inversion to occur</w:t>
+      </w:r>
+    </w:p>
+    <w:p>
+      <w:pPr>
+        <w:spacing w:after="0"/>
+        <w:rPr>
+          <w:rFonts w:ascii="Times New Roman" w:hAnsi="Times New Roman" w:cs="Times New Roman"/>
+          <w:lang w:val="en-GB"/>
+        </w:rPr>
+      </w:pPr>
+      <w:r>
+        <w:rPr>
+          <w:rFonts w:ascii="Times New Roman" w:hAnsi="Times New Roman" w:cs="Times New Roman"/>
           <w:lang w:val="en-GB"/>
         </w:rPr>
         <w:t>Answer: B</w:t>
@@ -3156,7 +3443,7 @@
         <w:kern w:val="2"/>
         <w:sz w:val="24"/>
         <w:szCs w:val="24"/>
-        <w:lang w:val="en-SE" w:eastAsia="zh-CN" w:bidi="ar-SA"/>
+        <w:lang w:eastAsia="zh-CN" w:bidi="ar-SA"/>
         <w14:ligatures w14:val="standardContextual"/>
       </w:rPr>
     </w:rPrDefault>
